--- a/publication_paper_v4/RC2_MaxSAT_MinOverMax_Proof.docx
+++ b/publication_paper_v4/RC2_MaxSAT_MinOverMax_Proof.docx
@@ -144,6 +144,49 @@
     </w:p>
     <w:p>
       <w:pPr>
+        <w:spacing w:after="160"/>
+      </w:pPr>
+      <w:r>
+        <w:lastRenderedPageBreak/>
+        <w:drawing>
+          <wp:inline distT="0" distB="0" distL="0" distR="0" wp14:anchorId="0D3FF3CD" wp14:editId="1044C721">
+            <wp:extent cx="5943600" cy="7347585"/>
+            <wp:effectExtent l="0" t="0" r="0" b="5715"/>
+            <wp:docPr id="1201761738" name="Picture 1"/>
+            <wp:cNvGraphicFramePr>
+              <a:graphicFrameLocks xmlns:a="http://schemas.openxmlformats.org/drawingml/2006/main" noChangeAspect="1"/>
+            </wp:cNvGraphicFramePr>
+            <a:graphic xmlns:a="http://schemas.openxmlformats.org/drawingml/2006/main">
+              <a:graphicData uri="http://schemas.openxmlformats.org/drawingml/2006/picture">
+                <pic:pic xmlns:pic="http://schemas.openxmlformats.org/drawingml/2006/picture">
+                  <pic:nvPicPr>
+                    <pic:cNvPr id="1201761738" name=""/>
+                    <pic:cNvPicPr/>
+                  </pic:nvPicPr>
+                  <pic:blipFill>
+                    <a:blip r:embed="rId5"/>
+                    <a:stretch>
+                      <a:fillRect/>
+                    </a:stretch>
+                  </pic:blipFill>
+                  <pic:spPr>
+                    <a:xfrm>
+                      <a:off x="0" y="0"/>
+                      <a:ext cx="5943600" cy="7347585"/>
+                    </a:xfrm>
+                    <a:prstGeom prst="rect">
+                      <a:avLst/>
+                    </a:prstGeom>
+                  </pic:spPr>
+                </pic:pic>
+              </a:graphicData>
+            </a:graphic>
+          </wp:inline>
+        </w:drawing>
+      </w:r>
+    </w:p>
+    <w:p>
+      <w:pPr>
         <w:pStyle w:val="Heading1"/>
         <w:shd w:val="clear" w:color="auto" w:fill="1A3A6B"/>
         <w:spacing w:before="400" w:after="160"/>
@@ -197,6 +240,7 @@
           <w:sz w:val="21"/>
           <w:szCs w:val="21"/>
         </w:rPr>
+        <w:lastRenderedPageBreak/>
         <w:t>A museum director must decide where to place undercover guards (honeypots) across five security zones: the public lobby (DMZ), the staff corridor (Internal), the cloud-monitored storage (Cloud), the restricted conservation lab (OT), and the management office (</w:t>
       </w:r>
       <w:proofErr w:type="spellStart"/>
@@ -401,12 +445,6 @@
         <w:gridCol w:w="3500"/>
       </w:tblGrid>
       <w:tr>
-        <w:tblPrEx>
-          <w:tblCellMar>
-            <w:top w:w="0" w:type="dxa"/>
-            <w:bottom w:w="0" w:type="dxa"/>
-          </w:tblCellMar>
-        </w:tblPrEx>
         <w:tc>
           <w:tcPr>
             <w:tcW w:w="2200" w:type="dxa"/>
@@ -493,12 +531,6 @@
         </w:tc>
       </w:tr>
       <w:tr>
-        <w:tblPrEx>
-          <w:tblCellMar>
-            <w:top w:w="0" w:type="dxa"/>
-            <w:bottom w:w="0" w:type="dxa"/>
-          </w:tblCellMar>
-        </w:tblPrEx>
         <w:tc>
           <w:tcPr>
             <w:tcW w:w="1500" w:type="dxa"/>
@@ -623,12 +655,6 @@
         </w:tc>
       </w:tr>
       <w:tr>
-        <w:tblPrEx>
-          <w:tblCellMar>
-            <w:top w:w="0" w:type="dxa"/>
-            <w:bottom w:w="0" w:type="dxa"/>
-          </w:tblCellMar>
-        </w:tblPrEx>
         <w:tc>
           <w:tcPr>
             <w:tcW w:w="1500" w:type="dxa"/>
@@ -697,12 +723,6 @@
         </w:tc>
       </w:tr>
       <w:tr>
-        <w:tblPrEx>
-          <w:tblCellMar>
-            <w:top w:w="0" w:type="dxa"/>
-            <w:bottom w:w="0" w:type="dxa"/>
-          </w:tblCellMar>
-        </w:tblPrEx>
         <w:tc>
           <w:tcPr>
             <w:tcW w:w="1500" w:type="dxa"/>
@@ -817,12 +837,6 @@
         </w:tc>
       </w:tr>
       <w:tr>
-        <w:tblPrEx>
-          <w:tblCellMar>
-            <w:top w:w="0" w:type="dxa"/>
-            <w:bottom w:w="0" w:type="dxa"/>
-          </w:tblCellMar>
-        </w:tblPrEx>
         <w:tc>
           <w:tcPr>
             <w:tcW w:w="1500" w:type="dxa"/>
@@ -891,12 +905,6 @@
         </w:tc>
       </w:tr>
       <w:tr>
-        <w:tblPrEx>
-          <w:tblCellMar>
-            <w:top w:w="0" w:type="dxa"/>
-            <w:bottom w:w="0" w:type="dxa"/>
-          </w:tblCellMar>
-        </w:tblPrEx>
         <w:tc>
           <w:tcPr>
             <w:tcW w:w="1500" w:type="dxa"/>
@@ -965,12 +973,6 @@
         </w:tc>
       </w:tr>
       <w:tr>
-        <w:tblPrEx>
-          <w:tblCellMar>
-            <w:top w:w="0" w:type="dxa"/>
-            <w:bottom w:w="0" w:type="dxa"/>
-          </w:tblCellMar>
-        </w:tblPrEx>
         <w:tc>
           <w:tcPr>
             <w:tcW w:w="1500" w:type="dxa"/>
@@ -1093,7 +1095,6 @@
           <w:bCs/>
           <w:color w:val="1A3A6B"/>
         </w:rPr>
-        <w:lastRenderedPageBreak/>
         <w:t>1.3  Multiple</w:t>
       </w:r>
       <w:proofErr w:type="gramEnd"/>
@@ -1143,12 +1144,6 @@
         <w:gridCol w:w="3000"/>
       </w:tblGrid>
       <w:tr>
-        <w:tblPrEx>
-          <w:tblCellMar>
-            <w:top w:w="0" w:type="dxa"/>
-            <w:bottom w:w="0" w:type="dxa"/>
-          </w:tblCellMar>
-        </w:tblPrEx>
         <w:tc>
           <w:tcPr>
             <w:tcW w:w="1800" w:type="dxa"/>
@@ -1247,12 +1242,6 @@
         </w:tc>
       </w:tr>
       <w:tr>
-        <w:tblPrEx>
-          <w:tblCellMar>
-            <w:top w:w="0" w:type="dxa"/>
-            <w:bottom w:w="0" w:type="dxa"/>
-          </w:tblCellMar>
-        </w:tblPrEx>
         <w:tc>
           <w:tcPr>
             <w:tcW w:w="1500" w:type="dxa"/>
@@ -1360,12 +1349,6 @@
         </w:tc>
       </w:tr>
       <w:tr>
-        <w:tblPrEx>
-          <w:tblCellMar>
-            <w:top w:w="0" w:type="dxa"/>
-            <w:bottom w:w="0" w:type="dxa"/>
-          </w:tblCellMar>
-        </w:tblPrEx>
         <w:tc>
           <w:tcPr>
             <w:tcW w:w="1500" w:type="dxa"/>
@@ -1513,12 +1496,6 @@
         </w:tc>
       </w:tr>
       <w:tr>
-        <w:tblPrEx>
-          <w:tblCellMar>
-            <w:top w:w="0" w:type="dxa"/>
-            <w:bottom w:w="0" w:type="dxa"/>
-          </w:tblCellMar>
-        </w:tblPrEx>
         <w:tc>
           <w:tcPr>
             <w:tcW w:w="1500" w:type="dxa"/>
@@ -1608,12 +1585,6 @@
         </w:tc>
       </w:tr>
       <w:tr>
-        <w:tblPrEx>
-          <w:tblCellMar>
-            <w:top w:w="0" w:type="dxa"/>
-            <w:bottom w:w="0" w:type="dxa"/>
-          </w:tblCellMar>
-        </w:tblPrEx>
         <w:tc>
           <w:tcPr>
             <w:tcW w:w="1500" w:type="dxa"/>
@@ -1703,12 +1674,6 @@
         </w:tc>
       </w:tr>
       <w:tr>
-        <w:tblPrEx>
-          <w:tblCellMar>
-            <w:top w:w="0" w:type="dxa"/>
-            <w:bottom w:w="0" w:type="dxa"/>
-          </w:tblCellMar>
-        </w:tblPrEx>
         <w:tc>
           <w:tcPr>
             <w:tcW w:w="1500" w:type="dxa"/>
@@ -1798,12 +1763,6 @@
         </w:tc>
       </w:tr>
       <w:tr>
-        <w:tblPrEx>
-          <w:tblCellMar>
-            <w:top w:w="0" w:type="dxa"/>
-            <w:bottom w:w="0" w:type="dxa"/>
-          </w:tblCellMar>
-        </w:tblPrEx>
         <w:tc>
           <w:tcPr>
             <w:tcW w:w="1500" w:type="dxa"/>
@@ -1824,6 +1783,7 @@
                 <w:sz w:val="19"/>
                 <w:szCs w:val="19"/>
               </w:rPr>
+              <w:lastRenderedPageBreak/>
               <w:t>Single-Zone</w:t>
             </w:r>
           </w:p>
@@ -1893,12 +1853,6 @@
         </w:tc>
       </w:tr>
       <w:tr>
-        <w:tblPrEx>
-          <w:tblCellMar>
-            <w:top w:w="0" w:type="dxa"/>
-            <w:bottom w:w="0" w:type="dxa"/>
-          </w:tblCellMar>
-        </w:tblPrEx>
         <w:tc>
           <w:tcPr>
             <w:tcW w:w="1500" w:type="dxa"/>
@@ -1973,15 +1927,7 @@
                 <w:sz w:val="19"/>
                 <w:szCs w:val="19"/>
               </w:rPr>
-              <w:t>Priorities</w:t>
-            </w:r>
-            <w:r>
-              <w:rPr>
-                <w:color w:val="111111"/>
-                <w:sz w:val="19"/>
-                <w:szCs w:val="19"/>
-              </w:rPr>
-              <w:t xml:space="preserve"> highest-rho paths exclusively</w:t>
+              <w:t>Priorities highest-rho paths exclusively</w:t>
             </w:r>
           </w:p>
         </w:tc>
@@ -2008,12 +1954,6 @@
         </w:tc>
       </w:tr>
       <w:tr>
-        <w:tblPrEx>
-          <w:tblCellMar>
-            <w:top w:w="0" w:type="dxa"/>
-            <w:bottom w:w="0" w:type="dxa"/>
-          </w:tblCellMar>
-        </w:tblPrEx>
         <w:tc>
           <w:tcPr>
             <w:tcW w:w="1500" w:type="dxa"/>
@@ -2076,15 +2016,7 @@
                 <w:sz w:val="19"/>
                 <w:szCs w:val="19"/>
               </w:rPr>
-              <w:t>Maximize</w:t>
-            </w:r>
-            <w:r>
-              <w:rPr>
-                <w:color w:val="111111"/>
-                <w:sz w:val="19"/>
-                <w:szCs w:val="19"/>
-              </w:rPr>
-              <w:t xml:space="preserve"> type diversity per slot</w:t>
+              <w:t>Maximize type diversity per slot</w:t>
             </w:r>
           </w:p>
         </w:tc>
@@ -2111,12 +2043,6 @@
         </w:tc>
       </w:tr>
       <w:tr>
-        <w:tblPrEx>
-          <w:tblCellMar>
-            <w:top w:w="0" w:type="dxa"/>
-            <w:bottom w:w="0" w:type="dxa"/>
-          </w:tblCellMar>
-        </w:tblPrEx>
         <w:tc>
           <w:tcPr>
             <w:tcW w:w="1500" w:type="dxa"/>
@@ -2236,12 +2162,6 @@
         </w:tc>
       </w:tr>
       <w:tr>
-        <w:tblPrEx>
-          <w:tblCellMar>
-            <w:top w:w="0" w:type="dxa"/>
-            <w:bottom w:w="0" w:type="dxa"/>
-          </w:tblCellMar>
-        </w:tblPrEx>
         <w:tc>
           <w:tcPr>
             <w:tcW w:w="1500" w:type="dxa"/>
@@ -2316,15 +2236,7 @@
                 <w:sz w:val="19"/>
                 <w:szCs w:val="19"/>
               </w:rPr>
-              <w:t>Maximize</w:t>
-            </w:r>
-            <w:r>
-              <w:rPr>
-                <w:color w:val="111111"/>
-                <w:sz w:val="19"/>
-                <w:szCs w:val="19"/>
-              </w:rPr>
-              <w:t xml:space="preserve"> path hop coverage</w:t>
+              <w:t>Maximize path hop coverage</w:t>
             </w:r>
           </w:p>
         </w:tc>
@@ -2413,12 +2325,6 @@
         <w:gridCol w:w="1969"/>
       </w:tblGrid>
       <w:tr>
-        <w:tblPrEx>
-          <w:tblCellMar>
-            <w:top w:w="0" w:type="dxa"/>
-            <w:bottom w:w="0" w:type="dxa"/>
-          </w:tblCellMar>
-        </w:tblPrEx>
         <w:tc>
           <w:tcPr>
             <w:tcW w:w="1400" w:type="dxa"/>
@@ -2577,12 +2483,6 @@
         </w:tc>
       </w:tr>
       <w:tr>
-        <w:tblPrEx>
-          <w:tblCellMar>
-            <w:top w:w="0" w:type="dxa"/>
-            <w:bottom w:w="0" w:type="dxa"/>
-          </w:tblCellMar>
-        </w:tblPrEx>
         <w:tc>
           <w:tcPr>
             <w:tcW w:w="1500" w:type="dxa"/>
@@ -2826,12 +2726,6 @@
         </w:tc>
       </w:tr>
       <w:tr>
-        <w:tblPrEx>
-          <w:tblCellMar>
-            <w:top w:w="0" w:type="dxa"/>
-            <w:bottom w:w="0" w:type="dxa"/>
-          </w:tblCellMar>
-        </w:tblPrEx>
         <w:tc>
           <w:tcPr>
             <w:tcW w:w="1500" w:type="dxa"/>
@@ -3031,12 +2925,6 @@
         </w:tc>
       </w:tr>
       <w:tr>
-        <w:tblPrEx>
-          <w:tblCellMar>
-            <w:top w:w="0" w:type="dxa"/>
-            <w:bottom w:w="0" w:type="dxa"/>
-          </w:tblCellMar>
-        </w:tblPrEx>
         <w:tc>
           <w:tcPr>
             <w:tcW w:w="1500" w:type="dxa"/>
@@ -3057,7 +2945,6 @@
                 <w:sz w:val="19"/>
                 <w:szCs w:val="19"/>
               </w:rPr>
-              <w:lastRenderedPageBreak/>
               <w:t>Time Slot</w:t>
             </w:r>
           </w:p>
@@ -3197,12 +3084,6 @@
         </w:tc>
       </w:tr>
       <w:tr>
-        <w:tblPrEx>
-          <w:tblCellMar>
-            <w:top w:w="0" w:type="dxa"/>
-            <w:bottom w:w="0" w:type="dxa"/>
-          </w:tblCellMar>
-        </w:tblPrEx>
         <w:tc>
           <w:tcPr>
             <w:tcW w:w="1500" w:type="dxa"/>
@@ -3484,12 +3365,6 @@
         </w:tc>
       </w:tr>
       <w:tr>
-        <w:tblPrEx>
-          <w:tblCellMar>
-            <w:top w:w="0" w:type="dxa"/>
-            <w:bottom w:w="0" w:type="dxa"/>
-          </w:tblCellMar>
-        </w:tblPrEx>
         <w:tc>
           <w:tcPr>
             <w:tcW w:w="1500" w:type="dxa"/>
@@ -3703,6 +3578,7 @@
           <w:sz w:val="30"/>
           <w:szCs w:val="30"/>
         </w:rPr>
+        <w:lastRenderedPageBreak/>
         <w:t>3.  The 15 Hard Constraints: What Happens When Baselines Skip Them</w:t>
       </w:r>
     </w:p>
@@ -3745,12 +3621,6 @@
         <w:gridCol w:w="1617"/>
       </w:tblGrid>
       <w:tr>
-        <w:tblPrEx>
-          <w:tblCellMar>
-            <w:top w:w="0" w:type="dxa"/>
-            <w:bottom w:w="0" w:type="dxa"/>
-          </w:tblCellMar>
-        </w:tblPrEx>
         <w:tc>
           <w:tcPr>
             <w:tcW w:w="800" w:type="dxa"/>
@@ -3897,12 +3767,6 @@
         </w:tc>
       </w:tr>
       <w:tr>
-        <w:tblPrEx>
-          <w:tblCellMar>
-            <w:top w:w="0" w:type="dxa"/>
-            <w:bottom w:w="0" w:type="dxa"/>
-          </w:tblCellMar>
-        </w:tblPrEx>
         <w:tc>
           <w:tcPr>
             <w:tcW w:w="1500" w:type="dxa"/>
@@ -4046,12 +3910,6 @@
         </w:tc>
       </w:tr>
       <w:tr>
-        <w:tblPrEx>
-          <w:tblCellMar>
-            <w:top w:w="0" w:type="dxa"/>
-            <w:bottom w:w="0" w:type="dxa"/>
-          </w:tblCellMar>
-        </w:tblPrEx>
         <w:tc>
           <w:tcPr>
             <w:tcW w:w="1500" w:type="dxa"/>
@@ -4195,12 +4053,6 @@
         </w:tc>
       </w:tr>
       <w:tr>
-        <w:tblPrEx>
-          <w:tblCellMar>
-            <w:top w:w="0" w:type="dxa"/>
-            <w:bottom w:w="0" w:type="dxa"/>
-          </w:tblCellMar>
-        </w:tblPrEx>
         <w:tc>
           <w:tcPr>
             <w:tcW w:w="1500" w:type="dxa"/>
@@ -4344,12 +4196,6 @@
         </w:tc>
       </w:tr>
       <w:tr>
-        <w:tblPrEx>
-          <w:tblCellMar>
-            <w:top w:w="0" w:type="dxa"/>
-            <w:bottom w:w="0" w:type="dxa"/>
-          </w:tblCellMar>
-        </w:tblPrEx>
         <w:tc>
           <w:tcPr>
             <w:tcW w:w="1500" w:type="dxa"/>
@@ -4529,12 +4375,6 @@
         </w:tc>
       </w:tr>
       <w:tr>
-        <w:tblPrEx>
-          <w:tblCellMar>
-            <w:top w:w="0" w:type="dxa"/>
-            <w:bottom w:w="0" w:type="dxa"/>
-          </w:tblCellMar>
-        </w:tblPrEx>
         <w:tc>
           <w:tcPr>
             <w:tcW w:w="1500" w:type="dxa"/>
@@ -4678,12 +4518,6 @@
         </w:tc>
       </w:tr>
       <w:tr>
-        <w:tblPrEx>
-          <w:tblCellMar>
-            <w:top w:w="0" w:type="dxa"/>
-            <w:bottom w:w="0" w:type="dxa"/>
-          </w:tblCellMar>
-        </w:tblPrEx>
         <w:tc>
           <w:tcPr>
             <w:tcW w:w="1500" w:type="dxa"/>
@@ -4704,7 +4538,6 @@
                 <w:sz w:val="19"/>
                 <w:szCs w:val="19"/>
               </w:rPr>
-              <w:lastRenderedPageBreak/>
               <w:t>C5b</w:t>
             </w:r>
           </w:p>
@@ -4828,12 +4661,6 @@
         </w:tc>
       </w:tr>
       <w:tr>
-        <w:tblPrEx>
-          <w:tblCellMar>
-            <w:top w:w="0" w:type="dxa"/>
-            <w:bottom w:w="0" w:type="dxa"/>
-          </w:tblCellMar>
-        </w:tblPrEx>
         <w:tc>
           <w:tcPr>
             <w:tcW w:w="1500" w:type="dxa"/>
@@ -4995,12 +4822,6 @@
         </w:tc>
       </w:tr>
       <w:tr>
-        <w:tblPrEx>
-          <w:tblCellMar>
-            <w:top w:w="0" w:type="dxa"/>
-            <w:bottom w:w="0" w:type="dxa"/>
-          </w:tblCellMar>
-        </w:tblPrEx>
         <w:tc>
           <w:tcPr>
             <w:tcW w:w="1500" w:type="dxa"/>
@@ -5166,12 +4987,6 @@
         </w:tc>
       </w:tr>
       <w:tr>
-        <w:tblPrEx>
-          <w:tblCellMar>
-            <w:top w:w="0" w:type="dxa"/>
-            <w:bottom w:w="0" w:type="dxa"/>
-          </w:tblCellMar>
-        </w:tblPrEx>
         <w:tc>
           <w:tcPr>
             <w:tcW w:w="1500" w:type="dxa"/>
@@ -5315,12 +5130,6 @@
         </w:tc>
       </w:tr>
       <w:tr>
-        <w:tblPrEx>
-          <w:tblCellMar>
-            <w:top w:w="0" w:type="dxa"/>
-            <w:bottom w:w="0" w:type="dxa"/>
-          </w:tblCellMar>
-        </w:tblPrEx>
         <w:tc>
           <w:tcPr>
             <w:tcW w:w="1500" w:type="dxa"/>
@@ -5380,28 +5189,47 @@
                 <w:sz w:val="19"/>
                 <w:szCs w:val="19"/>
               </w:rPr>
-              <w:t xml:space="preserve"> consecutive slots</w:t>
-            </w:r>
-          </w:p>
-        </w:tc>
-        <w:tc>
-          <w:tcPr>
-            <w:tcW w:w="1500" w:type="dxa"/>
-            <w:tcMar>
-              <w:top w:w="60" w:type="dxa"/>
-              <w:left w:w="120" w:type="dxa"/>
-              <w:bottom w:w="60" w:type="dxa"/>
-              <w:right w:w="120" w:type="dxa"/>
-            </w:tcMar>
-          </w:tcPr>
-          <w:p>
-            <w:r>
-              <w:rPr>
-                <w:color w:val="111111"/>
-                <w:sz w:val="19"/>
-                <w:szCs w:val="19"/>
-              </w:rPr>
-              <w:t xml:space="preserve">If guard is in the same spot 3 nights, thief </w:t>
+              <w:t xml:space="preserve"> </w:t>
+            </w:r>
+            <w:r>
+              <w:rPr>
+                <w:color w:val="111111"/>
+                <w:sz w:val="19"/>
+                <w:szCs w:val="19"/>
+              </w:rPr>
+              <w:lastRenderedPageBreak/>
+              <w:t>consecutive slots</w:t>
+            </w:r>
+          </w:p>
+        </w:tc>
+        <w:tc>
+          <w:tcPr>
+            <w:tcW w:w="1500" w:type="dxa"/>
+            <w:tcMar>
+              <w:top w:w="60" w:type="dxa"/>
+              <w:left w:w="120" w:type="dxa"/>
+              <w:bottom w:w="60" w:type="dxa"/>
+              <w:right w:w="120" w:type="dxa"/>
+            </w:tcMar>
+          </w:tcPr>
+          <w:p>
+            <w:r>
+              <w:rPr>
+                <w:color w:val="111111"/>
+                <w:sz w:val="19"/>
+                <w:szCs w:val="19"/>
+              </w:rPr>
+              <w:lastRenderedPageBreak/>
+              <w:t xml:space="preserve">If guard is in the same spot 3 nights, </w:t>
+            </w:r>
+            <w:r>
+              <w:rPr>
+                <w:color w:val="111111"/>
+                <w:sz w:val="19"/>
+                <w:szCs w:val="19"/>
+              </w:rPr>
+              <w:lastRenderedPageBreak/>
+              <w:t xml:space="preserve">thief </w:t>
             </w:r>
             <w:proofErr w:type="spellStart"/>
             <w:r>
@@ -5446,6 +5274,7 @@
                 <w:sz w:val="19"/>
                 <w:szCs w:val="19"/>
               </w:rPr>
+              <w:lastRenderedPageBreak/>
               <w:t xml:space="preserve">Full </w:t>
             </w:r>
             <w:proofErr w:type="spellStart"/>
@@ -5526,7 +5355,16 @@
                 <w:sz w:val="19"/>
                 <w:szCs w:val="19"/>
               </w:rPr>
-              <w:t xml:space="preserve"> never fires; D stays 1 falsely; inflated Q at </w:t>
+              <w:t xml:space="preserve"> never fires; D stays 1 </w:t>
+            </w:r>
+            <w:r>
+              <w:rPr>
+                <w:color w:val="111111"/>
+                <w:sz w:val="19"/>
+                <w:szCs w:val="19"/>
+              </w:rPr>
+              <w:lastRenderedPageBreak/>
+              <w:t xml:space="preserve">falsely; inflated Q at </w:t>
             </w:r>
             <w:proofErr w:type="spellStart"/>
             <w:r>
@@ -5542,12 +5380,6 @@
         </w:tc>
       </w:tr>
       <w:tr>
-        <w:tblPrEx>
-          <w:tblCellMar>
-            <w:top w:w="0" w:type="dxa"/>
-            <w:bottom w:w="0" w:type="dxa"/>
-          </w:tblCellMar>
-        </w:tblPrEx>
         <w:tc>
           <w:tcPr>
             <w:tcW w:w="1500" w:type="dxa"/>
@@ -5568,6 +5400,7 @@
                 <w:sz w:val="19"/>
                 <w:szCs w:val="19"/>
               </w:rPr>
+              <w:lastRenderedPageBreak/>
               <w:t>C10</w:t>
             </w:r>
           </w:p>
@@ -5691,12 +5524,6 @@
         </w:tc>
       </w:tr>
       <w:tr>
-        <w:tblPrEx>
-          <w:tblCellMar>
-            <w:top w:w="0" w:type="dxa"/>
-            <w:bottom w:w="0" w:type="dxa"/>
-          </w:tblCellMar>
-        </w:tblPrEx>
         <w:tc>
           <w:tcPr>
             <w:tcW w:w="1500" w:type="dxa"/>
@@ -5880,12 +5707,6 @@
         </w:tc>
       </w:tr>
       <w:tr>
-        <w:tblPrEx>
-          <w:tblCellMar>
-            <w:top w:w="0" w:type="dxa"/>
-            <w:bottom w:w="0" w:type="dxa"/>
-          </w:tblCellMar>
-        </w:tblPrEx>
         <w:tc>
           <w:tcPr>
             <w:tcW w:w="1500" w:type="dxa"/>
@@ -6029,12 +5850,6 @@
         </w:tc>
       </w:tr>
       <w:tr>
-        <w:tblPrEx>
-          <w:tblCellMar>
-            <w:top w:w="0" w:type="dxa"/>
-            <w:bottom w:w="0" w:type="dxa"/>
-          </w:tblCellMar>
-        </w:tblPrEx>
         <w:tc>
           <w:tcPr>
             <w:tcW w:w="1500" w:type="dxa"/>
@@ -6270,12 +6085,6 @@
         </w:tc>
       </w:tr>
       <w:tr>
-        <w:tblPrEx>
-          <w:tblCellMar>
-            <w:top w:w="0" w:type="dxa"/>
-            <w:bottom w:w="0" w:type="dxa"/>
-          </w:tblCellMar>
-        </w:tblPrEx>
         <w:tc>
           <w:tcPr>
             <w:tcW w:w="1500" w:type="dxa"/>
@@ -6419,12 +6228,6 @@
         </w:tc>
       </w:tr>
       <w:tr>
-        <w:tblPrEx>
-          <w:tblCellMar>
-            <w:top w:w="0" w:type="dxa"/>
-            <w:bottom w:w="0" w:type="dxa"/>
-          </w:tblCellMar>
-        </w:tblPrEx>
         <w:tc>
           <w:tcPr>
             <w:tcW w:w="1500" w:type="dxa"/>
@@ -6659,12 +6462,6 @@
         <w:gridCol w:w="1730"/>
       </w:tblGrid>
       <w:tr>
-        <w:tblPrEx>
-          <w:tblCellMar>
-            <w:top w:w="0" w:type="dxa"/>
-            <w:bottom w:w="0" w:type="dxa"/>
-          </w:tblCellMar>
-        </w:tblPrEx>
         <w:tc>
           <w:tcPr>
             <w:tcW w:w="800" w:type="dxa"/>
@@ -6857,12 +6654,6 @@
         </w:tc>
       </w:tr>
       <w:tr>
-        <w:tblPrEx>
-          <w:tblCellMar>
-            <w:top w:w="0" w:type="dxa"/>
-            <w:bottom w:w="0" w:type="dxa"/>
-          </w:tblCellMar>
-        </w:tblPrEx>
         <w:tc>
           <w:tcPr>
             <w:tcW w:w="800" w:type="dxa"/>
@@ -7055,12 +6846,6 @@
         </w:tc>
       </w:tr>
       <w:tr>
-        <w:tblPrEx>
-          <w:tblCellMar>
-            <w:top w:w="0" w:type="dxa"/>
-            <w:bottom w:w="0" w:type="dxa"/>
-          </w:tblCellMar>
-        </w:tblPrEx>
         <w:tc>
           <w:tcPr>
             <w:tcW w:w="800" w:type="dxa"/>
@@ -7261,12 +7046,6 @@
         </w:tc>
       </w:tr>
       <w:tr>
-        <w:tblPrEx>
-          <w:tblCellMar>
-            <w:top w:w="0" w:type="dxa"/>
-            <w:bottom w:w="0" w:type="dxa"/>
-          </w:tblCellMar>
-        </w:tblPrEx>
         <w:tc>
           <w:tcPr>
             <w:tcW w:w="800" w:type="dxa"/>
@@ -7287,6 +7066,7 @@
                 <w:sz w:val="19"/>
                 <w:szCs w:val="19"/>
               </w:rPr>
+              <w:lastRenderedPageBreak/>
               <w:t>L3_bwd</w:t>
             </w:r>
           </w:p>
@@ -7421,12 +7201,6 @@
         </w:tc>
       </w:tr>
       <w:tr>
-        <w:tblPrEx>
-          <w:tblCellMar>
-            <w:top w:w="0" w:type="dxa"/>
-            <w:bottom w:w="0" w:type="dxa"/>
-          </w:tblCellMar>
-        </w:tblPrEx>
         <w:tc>
           <w:tcPr>
             <w:tcW w:w="800" w:type="dxa"/>
@@ -7611,12 +7385,6 @@
         </w:tc>
       </w:tr>
       <w:tr>
-        <w:tblPrEx>
-          <w:tblCellMar>
-            <w:top w:w="0" w:type="dxa"/>
-            <w:bottom w:w="0" w:type="dxa"/>
-          </w:tblCellMar>
-        </w:tblPrEx>
         <w:tc>
           <w:tcPr>
             <w:tcW w:w="800" w:type="dxa"/>
@@ -7803,12 +7571,6 @@
         </w:tc>
       </w:tr>
       <w:tr>
-        <w:tblPrEx>
-          <w:tblCellMar>
-            <w:top w:w="0" w:type="dxa"/>
-            <w:bottom w:w="0" w:type="dxa"/>
-          </w:tblCellMar>
-        </w:tblPrEx>
         <w:tc>
           <w:tcPr>
             <w:tcW w:w="800" w:type="dxa"/>
@@ -8213,7 +7975,6 @@
           <w:sz w:val="30"/>
           <w:szCs w:val="30"/>
         </w:rPr>
-        <w:lastRenderedPageBreak/>
         <w:t>5.  Fair Comparison: All Baselines Through the Full RC2 Formulation</w:t>
       </w:r>
     </w:p>
@@ -8551,12 +8312,6 @@
         <w:gridCol w:w="946"/>
       </w:tblGrid>
       <w:tr>
-        <w:tblPrEx>
-          <w:tblCellMar>
-            <w:top w:w="0" w:type="dxa"/>
-            <w:bottom w:w="0" w:type="dxa"/>
-          </w:tblCellMar>
-        </w:tblPrEx>
         <w:tc>
           <w:tcPr>
             <w:tcW w:w="1400" w:type="dxa"/>
@@ -8799,12 +8554,6 @@
         </w:tc>
       </w:tr>
       <w:tr>
-        <w:tblPrEx>
-          <w:tblCellMar>
-            <w:top w:w="0" w:type="dxa"/>
-            <w:bottom w:w="0" w:type="dxa"/>
-          </w:tblCellMar>
-        </w:tblPrEx>
         <w:tc>
           <w:tcPr>
             <w:tcW w:w="1400" w:type="dxa"/>
@@ -9020,12 +8769,6 @@
         </w:tc>
       </w:tr>
       <w:tr>
-        <w:tblPrEx>
-          <w:tblCellMar>
-            <w:top w:w="0" w:type="dxa"/>
-            <w:bottom w:w="0" w:type="dxa"/>
-          </w:tblCellMar>
-        </w:tblPrEx>
         <w:tc>
           <w:tcPr>
             <w:tcW w:w="1400" w:type="dxa"/>
@@ -9044,6 +8787,7 @@
                 <w:sz w:val="19"/>
                 <w:szCs w:val="19"/>
               </w:rPr>
+              <w:lastRenderedPageBreak/>
               <w:t>Greedy-</w:t>
             </w:r>
             <w:proofErr w:type="spellStart"/>
@@ -9227,12 +8971,6 @@
         </w:tc>
       </w:tr>
       <w:tr>
-        <w:tblPrEx>
-          <w:tblCellMar>
-            <w:top w:w="0" w:type="dxa"/>
-            <w:bottom w:w="0" w:type="dxa"/>
-          </w:tblCellMar>
-        </w:tblPrEx>
         <w:tc>
           <w:tcPr>
             <w:tcW w:w="1400" w:type="dxa"/>
@@ -9418,12 +9156,6 @@
         </w:tc>
       </w:tr>
       <w:tr>
-        <w:tblPrEx>
-          <w:tblCellMar>
-            <w:top w:w="0" w:type="dxa"/>
-            <w:bottom w:w="0" w:type="dxa"/>
-          </w:tblCellMar>
-        </w:tblPrEx>
         <w:tc>
           <w:tcPr>
             <w:tcW w:w="1400" w:type="dxa"/>
@@ -9609,12 +9341,6 @@
         </w:tc>
       </w:tr>
       <w:tr>
-        <w:tblPrEx>
-          <w:tblCellMar>
-            <w:top w:w="0" w:type="dxa"/>
-            <w:bottom w:w="0" w:type="dxa"/>
-          </w:tblCellMar>
-        </w:tblPrEx>
         <w:tc>
           <w:tcPr>
             <w:tcW w:w="1400" w:type="dxa"/>
@@ -9806,12 +9532,6 @@
         </w:tc>
       </w:tr>
       <w:tr>
-        <w:tblPrEx>
-          <w:tblCellMar>
-            <w:top w:w="0" w:type="dxa"/>
-            <w:bottom w:w="0" w:type="dxa"/>
-          </w:tblCellMar>
-        </w:tblPrEx>
         <w:tc>
           <w:tcPr>
             <w:tcW w:w="1400" w:type="dxa"/>
@@ -9997,12 +9717,6 @@
         </w:tc>
       </w:tr>
       <w:tr>
-        <w:tblPrEx>
-          <w:tblCellMar>
-            <w:top w:w="0" w:type="dxa"/>
-            <w:bottom w:w="0" w:type="dxa"/>
-          </w:tblCellMar>
-        </w:tblPrEx>
         <w:tc>
           <w:tcPr>
             <w:tcW w:w="1400" w:type="dxa"/>
@@ -10188,12 +9902,6 @@
         </w:tc>
       </w:tr>
       <w:tr>
-        <w:tblPrEx>
-          <w:tblCellMar>
-            <w:top w:w="0" w:type="dxa"/>
-            <w:bottom w:w="0" w:type="dxa"/>
-          </w:tblCellMar>
-        </w:tblPrEx>
         <w:tc>
           <w:tcPr>
             <w:tcW w:w="1400" w:type="dxa"/>
@@ -10379,12 +10087,6 @@
         </w:tc>
       </w:tr>
       <w:tr>
-        <w:tblPrEx>
-          <w:tblCellMar>
-            <w:top w:w="0" w:type="dxa"/>
-            <w:bottom w:w="0" w:type="dxa"/>
-          </w:tblCellMar>
-        </w:tblPrEx>
         <w:tc>
           <w:tcPr>
             <w:tcW w:w="1400" w:type="dxa"/>
@@ -10580,12 +10282,6 @@
         </w:tc>
       </w:tr>
       <w:tr>
-        <w:tblPrEx>
-          <w:tblCellMar>
-            <w:top w:w="0" w:type="dxa"/>
-            <w:bottom w:w="0" w:type="dxa"/>
-          </w:tblCellMar>
-        </w:tblPrEx>
         <w:tc>
           <w:tcPr>
             <w:tcW w:w="1400" w:type="dxa"/>
@@ -10781,12 +10477,6 @@
         </w:tc>
       </w:tr>
       <w:tr>
-        <w:tblPrEx>
-          <w:tblCellMar>
-            <w:top w:w="0" w:type="dxa"/>
-            <w:bottom w:w="0" w:type="dxa"/>
-          </w:tblCellMar>
-        </w:tblPrEx>
         <w:tc>
           <w:tcPr>
             <w:tcW w:w="1400" w:type="dxa"/>
@@ -11232,7 +10922,6 @@
           <w:bCs/>
           <w:color w:val="1A3A6B"/>
         </w:rPr>
-        <w:lastRenderedPageBreak/>
         <w:t xml:space="preserve">Scenario A: </w:t>
       </w:r>
       <w:proofErr w:type="spellStart"/>
@@ -11345,12 +11034,6 @@
         <w:gridCol w:w="2600"/>
       </w:tblGrid>
       <w:tr>
-        <w:tblPrEx>
-          <w:tblCellMar>
-            <w:top w:w="0" w:type="dxa"/>
-            <w:bottom w:w="0" w:type="dxa"/>
-          </w:tblCellMar>
-        </w:tblPrEx>
         <w:tc>
           <w:tcPr>
             <w:tcW w:w="2000" w:type="dxa"/>
@@ -11471,12 +11154,6 @@
         </w:tc>
       </w:tr>
       <w:tr>
-        <w:tblPrEx>
-          <w:tblCellMar>
-            <w:top w:w="0" w:type="dxa"/>
-            <w:bottom w:w="0" w:type="dxa"/>
-          </w:tblCellMar>
-        </w:tblPrEx>
         <w:tc>
           <w:tcPr>
             <w:tcW w:w="1500" w:type="dxa"/>
@@ -11572,12 +11249,6 @@
         </w:tc>
       </w:tr>
       <w:tr>
-        <w:tblPrEx>
-          <w:tblCellMar>
-            <w:top w:w="0" w:type="dxa"/>
-            <w:bottom w:w="0" w:type="dxa"/>
-          </w:tblCellMar>
-        </w:tblPrEx>
         <w:tc>
           <w:tcPr>
             <w:tcW w:w="1500" w:type="dxa"/>
@@ -11703,12 +11374,6 @@
         </w:tc>
       </w:tr>
       <w:tr>
-        <w:tblPrEx>
-          <w:tblCellMar>
-            <w:top w:w="0" w:type="dxa"/>
-            <w:bottom w:w="0" w:type="dxa"/>
-          </w:tblCellMar>
-        </w:tblPrEx>
         <w:tc>
           <w:tcPr>
             <w:tcW w:w="1500" w:type="dxa"/>
@@ -11832,12 +11497,6 @@
         </w:tc>
       </w:tr>
       <w:tr>
-        <w:tblPrEx>
-          <w:tblCellMar>
-            <w:top w:w="0" w:type="dxa"/>
-            <w:bottom w:w="0" w:type="dxa"/>
-          </w:tblCellMar>
-        </w:tblPrEx>
         <w:tc>
           <w:tcPr>
             <w:tcW w:w="1500" w:type="dxa"/>
@@ -11958,6 +11617,7 @@
           <w:bCs/>
           <w:color w:val="1A3A6B"/>
         </w:rPr>
+        <w:lastRenderedPageBreak/>
         <w:t xml:space="preserve">Scenario B: </w:t>
       </w:r>
       <w:proofErr w:type="spellStart"/>
@@ -12052,12 +11712,6 @@
         <w:gridCol w:w="2600"/>
       </w:tblGrid>
       <w:tr>
-        <w:tblPrEx>
-          <w:tblCellMar>
-            <w:top w:w="0" w:type="dxa"/>
-            <w:bottom w:w="0" w:type="dxa"/>
-          </w:tblCellMar>
-        </w:tblPrEx>
         <w:tc>
           <w:tcPr>
             <w:tcW w:w="2000" w:type="dxa"/>
@@ -12178,12 +11832,6 @@
         </w:tc>
       </w:tr>
       <w:tr>
-        <w:tblPrEx>
-          <w:tblCellMar>
-            <w:top w:w="0" w:type="dxa"/>
-            <w:bottom w:w="0" w:type="dxa"/>
-          </w:tblCellMar>
-        </w:tblPrEx>
         <w:tc>
           <w:tcPr>
             <w:tcW w:w="1500" w:type="dxa"/>
@@ -12297,12 +11945,6 @@
         </w:tc>
       </w:tr>
       <w:tr>
-        <w:tblPrEx>
-          <w:tblCellMar>
-            <w:top w:w="0" w:type="dxa"/>
-            <w:bottom w:w="0" w:type="dxa"/>
-          </w:tblCellMar>
-        </w:tblPrEx>
         <w:tc>
           <w:tcPr>
             <w:tcW w:w="1500" w:type="dxa"/>
@@ -12404,12 +12046,6 @@
         </w:tc>
       </w:tr>
       <w:tr>
-        <w:tblPrEx>
-          <w:tblCellMar>
-            <w:top w:w="0" w:type="dxa"/>
-            <w:bottom w:w="0" w:type="dxa"/>
-          </w:tblCellMar>
-        </w:tblPrEx>
         <w:tc>
           <w:tcPr>
             <w:tcW w:w="1500" w:type="dxa"/>
@@ -12694,12 +12330,6 @@
         <w:gridCol w:w="2600"/>
       </w:tblGrid>
       <w:tr>
-        <w:tblPrEx>
-          <w:tblCellMar>
-            <w:top w:w="0" w:type="dxa"/>
-            <w:bottom w:w="0" w:type="dxa"/>
-          </w:tblCellMar>
-        </w:tblPrEx>
         <w:tc>
           <w:tcPr>
             <w:tcW w:w="2000" w:type="dxa"/>
@@ -12810,12 +12440,6 @@
         </w:tc>
       </w:tr>
       <w:tr>
-        <w:tblPrEx>
-          <w:tblCellMar>
-            <w:top w:w="0" w:type="dxa"/>
-            <w:bottom w:w="0" w:type="dxa"/>
-          </w:tblCellMar>
-        </w:tblPrEx>
         <w:tc>
           <w:tcPr>
             <w:tcW w:w="1500" w:type="dxa"/>
@@ -12929,12 +12553,6 @@
         </w:tc>
       </w:tr>
       <w:tr>
-        <w:tblPrEx>
-          <w:tblCellMar>
-            <w:top w:w="0" w:type="dxa"/>
-            <w:bottom w:w="0" w:type="dxa"/>
-          </w:tblCellMar>
-        </w:tblPrEx>
         <w:tc>
           <w:tcPr>
             <w:tcW w:w="1500" w:type="dxa"/>
@@ -12955,7 +12573,6 @@
                 <w:sz w:val="19"/>
                 <w:szCs w:val="19"/>
               </w:rPr>
-              <w:lastRenderedPageBreak/>
               <w:t>L4 surviving</w:t>
             </w:r>
           </w:p>
@@ -13073,12 +12690,6 @@
         </w:tc>
       </w:tr>
       <w:tr>
-        <w:tblPrEx>
-          <w:tblCellMar>
-            <w:top w:w="0" w:type="dxa"/>
-            <w:bottom w:w="0" w:type="dxa"/>
-          </w:tblCellMar>
-        </w:tblPrEx>
         <w:tc>
           <w:tcPr>
             <w:tcW w:w="1500" w:type="dxa"/>
@@ -13305,12 +12916,6 @@
         <w:gridCol w:w="2408"/>
       </w:tblGrid>
       <w:tr>
-        <w:tblPrEx>
-          <w:tblCellMar>
-            <w:top w:w="0" w:type="dxa"/>
-            <w:bottom w:w="0" w:type="dxa"/>
-          </w:tblCellMar>
-        </w:tblPrEx>
         <w:tc>
           <w:tcPr>
             <w:tcW w:w="2200" w:type="dxa"/>
@@ -13409,12 +13014,6 @@
         </w:tc>
       </w:tr>
       <w:tr>
-        <w:tblPrEx>
-          <w:tblCellMar>
-            <w:top w:w="0" w:type="dxa"/>
-            <w:bottom w:w="0" w:type="dxa"/>
-          </w:tblCellMar>
-        </w:tblPrEx>
         <w:tc>
           <w:tcPr>
             <w:tcW w:w="1500" w:type="dxa"/>
@@ -13664,12 +13263,6 @@
         </w:tc>
       </w:tr>
       <w:tr>
-        <w:tblPrEx>
-          <w:tblCellMar>
-            <w:top w:w="0" w:type="dxa"/>
-            <w:bottom w:w="0" w:type="dxa"/>
-          </w:tblCellMar>
-        </w:tblPrEx>
         <w:tc>
           <w:tcPr>
             <w:tcW w:w="1500" w:type="dxa"/>
@@ -13827,12 +13420,6 @@
         </w:tc>
       </w:tr>
       <w:tr>
-        <w:tblPrEx>
-          <w:tblCellMar>
-            <w:top w:w="0" w:type="dxa"/>
-            <w:bottom w:w="0" w:type="dxa"/>
-          </w:tblCellMar>
-        </w:tblPrEx>
         <w:tc>
           <w:tcPr>
             <w:tcW w:w="1500" w:type="dxa"/>
@@ -13854,6 +13441,7 @@
                 <w:sz w:val="19"/>
                 <w:szCs w:val="19"/>
               </w:rPr>
+              <w:lastRenderedPageBreak/>
               <w:t>dual_guard</w:t>
             </w:r>
             <w:proofErr w:type="spellEnd"/>
@@ -14034,12 +13622,6 @@
         </w:tc>
       </w:tr>
       <w:tr>
-        <w:tblPrEx>
-          <w:tblCellMar>
-            <w:top w:w="0" w:type="dxa"/>
-            <w:bottom w:w="0" w:type="dxa"/>
-          </w:tblCellMar>
-        </w:tblPrEx>
         <w:tc>
           <w:tcPr>
             <w:tcW w:w="1500" w:type="dxa"/>
@@ -14147,12 +13729,6 @@
         </w:tc>
       </w:tr>
       <w:tr>
-        <w:tblPrEx>
-          <w:tblCellMar>
-            <w:top w:w="0" w:type="dxa"/>
-            <w:bottom w:w="0" w:type="dxa"/>
-          </w:tblCellMar>
-        </w:tblPrEx>
         <w:tc>
           <w:tcPr>
             <w:tcW w:w="1500" w:type="dxa"/>
@@ -14332,12 +13908,6 @@
         </w:tc>
       </w:tr>
       <w:tr>
-        <w:tblPrEx>
-          <w:tblCellMar>
-            <w:top w:w="0" w:type="dxa"/>
-            <w:bottom w:w="0" w:type="dxa"/>
-          </w:tblCellMar>
-        </w:tblPrEx>
         <w:tc>
           <w:tcPr>
             <w:tcW w:w="1500" w:type="dxa"/>
@@ -14439,12 +14009,6 @@
         </w:tc>
       </w:tr>
       <w:tr>
-        <w:tblPrEx>
-          <w:tblCellMar>
-            <w:top w:w="0" w:type="dxa"/>
-            <w:bottom w:w="0" w:type="dxa"/>
-          </w:tblCellMar>
-        </w:tblPrEx>
         <w:tc>
           <w:tcPr>
             <w:tcW w:w="1500" w:type="dxa"/>
@@ -14608,12 +14172,6 @@
         </w:tc>
       </w:tr>
       <w:tr>
-        <w:tblPrEx>
-          <w:tblCellMar>
-            <w:top w:w="0" w:type="dxa"/>
-            <w:bottom w:w="0" w:type="dxa"/>
-          </w:tblCellMar>
-        </w:tblPrEx>
         <w:tc>
           <w:tcPr>
             <w:tcW w:w="1500" w:type="dxa"/>
@@ -14860,12 +14418,6 @@
         <w:gridCol w:w="3200"/>
       </w:tblGrid>
       <w:tr>
-        <w:tblPrEx>
-          <w:tblCellMar>
-            <w:top w:w="0" w:type="dxa"/>
-            <w:bottom w:w="0" w:type="dxa"/>
-          </w:tblCellMar>
-        </w:tblPrEx>
         <w:tc>
           <w:tcPr>
             <w:tcW w:w="2800" w:type="dxa"/>
@@ -14886,7 +14438,6 @@
                 <w:sz w:val="19"/>
                 <w:szCs w:val="19"/>
               </w:rPr>
-              <w:lastRenderedPageBreak/>
               <w:t>Step</w:t>
             </w:r>
           </w:p>
@@ -14985,12 +14536,6 @@
         </w:tc>
       </w:tr>
       <w:tr>
-        <w:tblPrEx>
-          <w:tblCellMar>
-            <w:top w:w="0" w:type="dxa"/>
-            <w:bottom w:w="0" w:type="dxa"/>
-          </w:tblCellMar>
-        </w:tblPrEx>
         <w:tc>
           <w:tcPr>
             <w:tcW w:w="1500" w:type="dxa"/>
@@ -15113,12 +14658,6 @@
         </w:tc>
       </w:tr>
       <w:tr>
-        <w:tblPrEx>
-          <w:tblCellMar>
-            <w:top w:w="0" w:type="dxa"/>
-            <w:bottom w:w="0" w:type="dxa"/>
-          </w:tblCellMar>
-        </w:tblPrEx>
         <w:tc>
           <w:tcPr>
             <w:tcW w:w="1500" w:type="dxa"/>
@@ -15379,12 +14918,6 @@
         </w:tc>
       </w:tr>
       <w:tr>
-        <w:tblPrEx>
-          <w:tblCellMar>
-            <w:top w:w="0" w:type="dxa"/>
-            <w:bottom w:w="0" w:type="dxa"/>
-          </w:tblCellMar>
-        </w:tblPrEx>
         <w:tc>
           <w:tcPr>
             <w:tcW w:w="1500" w:type="dxa"/>
@@ -15519,12 +15052,6 @@
         </w:tc>
       </w:tr>
       <w:tr>
-        <w:tblPrEx>
-          <w:tblCellMar>
-            <w:top w:w="0" w:type="dxa"/>
-            <w:bottom w:w="0" w:type="dxa"/>
-          </w:tblCellMar>
-        </w:tblPrEx>
         <w:tc>
           <w:tcPr>
             <w:tcW w:w="1500" w:type="dxa"/>
@@ -15643,12 +15170,6 @@
         </w:tc>
       </w:tr>
       <w:tr>
-        <w:tblPrEx>
-          <w:tblCellMar>
-            <w:top w:w="0" w:type="dxa"/>
-            <w:bottom w:w="0" w:type="dxa"/>
-          </w:tblCellMar>
-        </w:tblPrEx>
         <w:tc>
           <w:tcPr>
             <w:tcW w:w="1500" w:type="dxa"/>
@@ -15789,12 +15310,6 @@
         </w:tc>
       </w:tr>
       <w:tr>
-        <w:tblPrEx>
-          <w:tblCellMar>
-            <w:top w:w="0" w:type="dxa"/>
-            <w:bottom w:w="0" w:type="dxa"/>
-          </w:tblCellMar>
-        </w:tblPrEx>
         <w:tc>
           <w:tcPr>
             <w:tcW w:w="1500" w:type="dxa"/>
@@ -15815,6 +15330,7 @@
                 <w:sz w:val="19"/>
                 <w:szCs w:val="19"/>
               </w:rPr>
+              <w:lastRenderedPageBreak/>
               <w:t>CONCLUSION</w:t>
             </w:r>
           </w:p>
@@ -15961,12 +15477,6 @@
         <w:gridCol w:w="729"/>
       </w:tblGrid>
       <w:tr>
-        <w:tblPrEx>
-          <w:tblCellMar>
-            <w:top w:w="0" w:type="dxa"/>
-            <w:bottom w:w="0" w:type="dxa"/>
-          </w:tblCellMar>
-        </w:tblPrEx>
         <w:tc>
           <w:tcPr>
             <w:tcW w:w="1500" w:type="dxa"/>
@@ -16273,12 +15783,6 @@
         </w:tc>
       </w:tr>
       <w:tr>
-        <w:tblPrEx>
-          <w:tblCellMar>
-            <w:top w:w="0" w:type="dxa"/>
-            <w:bottom w:w="0" w:type="dxa"/>
-          </w:tblCellMar>
-        </w:tblPrEx>
         <w:tc>
           <w:tcPr>
             <w:tcW w:w="1500" w:type="dxa"/>
@@ -16624,12 +16128,6 @@
         </w:tc>
       </w:tr>
       <w:tr>
-        <w:tblPrEx>
-          <w:tblCellMar>
-            <w:top w:w="0" w:type="dxa"/>
-            <w:bottom w:w="0" w:type="dxa"/>
-          </w:tblCellMar>
-        </w:tblPrEx>
         <w:tc>
           <w:tcPr>
             <w:tcW w:w="1500" w:type="dxa"/>
@@ -16915,12 +16413,6 @@
         </w:tc>
       </w:tr>
       <w:tr>
-        <w:tblPrEx>
-          <w:tblCellMar>
-            <w:top w:w="0" w:type="dxa"/>
-            <w:bottom w:w="0" w:type="dxa"/>
-          </w:tblCellMar>
-        </w:tblPrEx>
         <w:tc>
           <w:tcPr>
             <w:tcW w:w="1500" w:type="dxa"/>
@@ -17244,12 +16736,6 @@
         </w:tc>
       </w:tr>
       <w:tr>
-        <w:tblPrEx>
-          <w:tblCellMar>
-            <w:top w:w="0" w:type="dxa"/>
-            <w:bottom w:w="0" w:type="dxa"/>
-          </w:tblCellMar>
-        </w:tblPrEx>
         <w:tc>
           <w:tcPr>
             <w:tcW w:w="1500" w:type="dxa"/>
@@ -17573,12 +17059,6 @@
         </w:tc>
       </w:tr>
       <w:tr>
-        <w:tblPrEx>
-          <w:tblCellMar>
-            <w:top w:w="0" w:type="dxa"/>
-            <w:bottom w:w="0" w:type="dxa"/>
-          </w:tblCellMar>
-        </w:tblPrEx>
         <w:tc>
           <w:tcPr>
             <w:tcW w:w="1500" w:type="dxa"/>
@@ -17896,12 +17376,6 @@
         </w:tc>
       </w:tr>
       <w:tr>
-        <w:tblPrEx>
-          <w:tblCellMar>
-            <w:top w:w="0" w:type="dxa"/>
-            <w:bottom w:w="0" w:type="dxa"/>
-          </w:tblCellMar>
-        </w:tblPrEx>
         <w:tc>
           <w:tcPr>
             <w:tcW w:w="1500" w:type="dxa"/>
@@ -18241,12 +17715,6 @@
         </w:tc>
       </w:tr>
       <w:tr>
-        <w:tblPrEx>
-          <w:tblCellMar>
-            <w:top w:w="0" w:type="dxa"/>
-            <w:bottom w:w="0" w:type="dxa"/>
-          </w:tblCellMar>
-        </w:tblPrEx>
         <w:tc>
           <w:tcPr>
             <w:tcW w:w="1500" w:type="dxa"/>
@@ -18267,7 +17735,6 @@
                 <w:sz w:val="19"/>
                 <w:szCs w:val="19"/>
               </w:rPr>
-              <w:lastRenderedPageBreak/>
               <w:t>Early-Intercept% (Eq.</w:t>
             </w:r>
             <w:proofErr w:type="gramStart"/>
@@ -18593,12 +18060,6 @@
         </w:tc>
       </w:tr>
       <w:tr>
-        <w:tblPrEx>
-          <w:tblCellMar>
-            <w:top w:w="0" w:type="dxa"/>
-            <w:bottom w:w="0" w:type="dxa"/>
-          </w:tblCellMar>
-        </w:tblPrEx>
         <w:tc>
           <w:tcPr>
             <w:tcW w:w="1500" w:type="dxa"/>
@@ -18944,12 +18405,6 @@
         </w:tc>
       </w:tr>
       <w:tr>
-        <w:tblPrEx>
-          <w:tblCellMar>
-            <w:top w:w="0" w:type="dxa"/>
-            <w:bottom w:w="0" w:type="dxa"/>
-          </w:tblCellMar>
-        </w:tblPrEx>
         <w:tc>
           <w:tcPr>
             <w:tcW w:w="1500" w:type="dxa"/>
@@ -19295,12 +18750,6 @@
         </w:tc>
       </w:tr>
       <w:tr>
-        <w:tblPrEx>
-          <w:tblCellMar>
-            <w:top w:w="0" w:type="dxa"/>
-            <w:bottom w:w="0" w:type="dxa"/>
-          </w:tblCellMar>
-        </w:tblPrEx>
         <w:tc>
           <w:tcPr>
             <w:tcW w:w="1500" w:type="dxa"/>
@@ -19624,12 +19073,6 @@
         </w:tc>
       </w:tr>
       <w:tr>
-        <w:tblPrEx>
-          <w:tblCellMar>
-            <w:top w:w="0" w:type="dxa"/>
-            <w:bottom w:w="0" w:type="dxa"/>
-          </w:tblCellMar>
-        </w:tblPrEx>
         <w:tc>
           <w:tcPr>
             <w:tcW w:w="1500" w:type="dxa"/>
@@ -19965,12 +19408,6 @@
         </w:tc>
       </w:tr>
       <w:tr>
-        <w:tblPrEx>
-          <w:tblCellMar>
-            <w:top w:w="0" w:type="dxa"/>
-            <w:bottom w:w="0" w:type="dxa"/>
-          </w:tblCellMar>
-        </w:tblPrEx>
         <w:tc>
           <w:tcPr>
             <w:tcW w:w="1500" w:type="dxa"/>
@@ -20003,7 +19440,18 @@
                 <w:sz w:val="19"/>
                 <w:szCs w:val="19"/>
               </w:rPr>
-              <w:t>% (Eq.7, lower=better)</w:t>
+              <w:t xml:space="preserve">% (Eq.7, </w:t>
+            </w:r>
+            <w:r>
+              <w:rPr>
+                <w:b/>
+                <w:bCs/>
+                <w:color w:val="1A3A6B"/>
+                <w:sz w:val="19"/>
+                <w:szCs w:val="19"/>
+              </w:rPr>
+              <w:lastRenderedPageBreak/>
+              <w:t>lower=better)</w:t>
             </w:r>
           </w:p>
         </w:tc>
@@ -20030,6 +19478,7 @@
                 <w:sz w:val="19"/>
                 <w:szCs w:val="19"/>
               </w:rPr>
+              <w:lastRenderedPageBreak/>
               <w:t>0.0%</w:t>
             </w:r>
           </w:p>
@@ -20306,12 +19755,6 @@
         </w:tc>
       </w:tr>
       <w:tr>
-        <w:tblPrEx>
-          <w:tblCellMar>
-            <w:top w:w="0" w:type="dxa"/>
-            <w:bottom w:w="0" w:type="dxa"/>
-          </w:tblCellMar>
-        </w:tblPrEx>
         <w:tc>
           <w:tcPr>
             <w:tcW w:w="1500" w:type="dxa"/>
@@ -20635,12 +20078,6 @@
         </w:tc>
       </w:tr>
       <w:tr>
-        <w:tblPrEx>
-          <w:tblCellMar>
-            <w:top w:w="0" w:type="dxa"/>
-            <w:bottom w:w="0" w:type="dxa"/>
-          </w:tblCellMar>
-        </w:tblPrEx>
         <w:tc>
           <w:tcPr>
             <w:tcW w:w="1500" w:type="dxa"/>
@@ -20964,12 +20401,6 @@
         </w:tc>
       </w:tr>
       <w:tr>
-        <w:tblPrEx>
-          <w:tblCellMar>
-            <w:top w:w="0" w:type="dxa"/>
-            <w:bottom w:w="0" w:type="dxa"/>
-          </w:tblCellMar>
-        </w:tblPrEx>
         <w:tc>
           <w:tcPr>
             <w:tcW w:w="1500" w:type="dxa"/>
@@ -21293,12 +20724,6 @@
         </w:tc>
       </w:tr>
       <w:tr>
-        <w:tblPrEx>
-          <w:tblCellMar>
-            <w:top w:w="0" w:type="dxa"/>
-            <w:bottom w:w="0" w:type="dxa"/>
-          </w:tblCellMar>
-        </w:tblPrEx>
         <w:tc>
           <w:tcPr>
             <w:tcW w:w="1500" w:type="dxa"/>
@@ -21968,14 +21393,6 @@
           <w:szCs w:val="21"/>
         </w:rPr>
         <w:br/>
-      </w:r>
-      <w:r>
-        <w:rPr>
-          <w:color w:val="1A3A6B"/>
-          <w:sz w:val="21"/>
-          <w:szCs w:val="21"/>
-        </w:rPr>
-        <w:lastRenderedPageBreak/>
         <w:t xml:space="preserve">4. All ten baselines fall into category (b) or (c). Their published r* numbers are not comparable to RC2 r*. </w:t>
       </w:r>
       <w:r>
@@ -22051,12 +21468,6 @@
         <w:gridCol w:w="4600"/>
       </w:tblGrid>
       <w:tr>
-        <w:tblPrEx>
-          <w:tblCellMar>
-            <w:top w:w="0" w:type="dxa"/>
-            <w:bottom w:w="0" w:type="dxa"/>
-          </w:tblCellMar>
-        </w:tblPrEx>
         <w:tc>
           <w:tcPr>
             <w:tcW w:w="4600" w:type="dxa"/>
@@ -22107,12 +21518,6 @@
         </w:tc>
       </w:tr>
       <w:tr>
-        <w:tblPrEx>
-          <w:tblCellMar>
-            <w:top w:w="0" w:type="dxa"/>
-            <w:bottom w:w="0" w:type="dxa"/>
-          </w:tblCellMar>
-        </w:tblPrEx>
         <w:tc>
           <w:tcPr>
             <w:tcW w:w="1500" w:type="dxa"/>
@@ -22176,12 +21581,6 @@
         </w:tc>
       </w:tr>
       <w:tr>
-        <w:tblPrEx>
-          <w:tblCellMar>
-            <w:top w:w="0" w:type="dxa"/>
-            <w:bottom w:w="0" w:type="dxa"/>
-          </w:tblCellMar>
-        </w:tblPrEx>
         <w:tc>
           <w:tcPr>
             <w:tcW w:w="1500" w:type="dxa"/>
@@ -22263,12 +21662,6 @@
         </w:tc>
       </w:tr>
       <w:tr>
-        <w:tblPrEx>
-          <w:tblCellMar>
-            <w:top w:w="0" w:type="dxa"/>
-            <w:bottom w:w="0" w:type="dxa"/>
-          </w:tblCellMar>
-        </w:tblPrEx>
         <w:tc>
           <w:tcPr>
             <w:tcW w:w="1500" w:type="dxa"/>
@@ -22287,6 +21680,7 @@
                 <w:sz w:val="19"/>
                 <w:szCs w:val="19"/>
               </w:rPr>
+              <w:lastRenderedPageBreak/>
               <w:t xml:space="preserve">Their x* was never designed for </w:t>
             </w:r>
             <w:proofErr w:type="spellStart"/>
@@ -22396,12 +21790,6 @@
         </w:tc>
       </w:tr>
       <w:tr>
-        <w:tblPrEx>
-          <w:tblCellMar>
-            <w:top w:w="0" w:type="dxa"/>
-            <w:bottom w:w="0" w:type="dxa"/>
-          </w:tblCellMar>
-        </w:tblPrEx>
         <w:tc>
           <w:tcPr>
             <w:tcW w:w="1500" w:type="dxa"/>
@@ -22447,12 +21835,6 @@
         </w:tc>
       </w:tr>
       <w:tr>
-        <w:tblPrEx>
-          <w:tblCellMar>
-            <w:top w:w="0" w:type="dxa"/>
-            <w:bottom w:w="0" w:type="dxa"/>
-          </w:tblCellMar>
-        </w:tblPrEx>
         <w:tc>
           <w:tcPr>
             <w:tcW w:w="1500" w:type="dxa"/>

--- a/publication_paper_v4/RC2_MaxSAT_MinOverMax_Proof.docx
+++ b/publication_paper_v4/RC2_MaxSAT_MinOverMax_Proof.docx
@@ -29,7 +29,27 @@
           <w:sz w:val="44"/>
           <w:szCs w:val="44"/>
         </w:rPr>
-        <w:t xml:space="preserve"> RC2: Why min_{</w:t>
+        <w:t xml:space="preserve"> RC2: Why </w:t>
+      </w:r>
+      <w:r>
+        <w:rPr>
+          <w:b/>
+          <w:bCs/>
+          <w:color w:val="FFFFFF"/>
+          <w:sz w:val="44"/>
+          <w:szCs w:val="44"/>
+        </w:rPr>
+        <w:t xml:space="preserve">max over </w:t>
+      </w:r>
+      <w:r>
+        <w:rPr>
+          <w:b/>
+          <w:bCs/>
+          <w:color w:val="FFFFFF"/>
+          <w:sz w:val="44"/>
+          <w:szCs w:val="44"/>
+        </w:rPr>
+        <w:t>min_{</w:t>
       </w:r>
       <w:proofErr w:type="spellStart"/>
       <w:r>
@@ -98,7 +118,23 @@
           <w:szCs w:val="21"/>
         </w:rPr>
         <w:br/>
-        <w:t>When every baseline is forced through the identical RC2 formulation -- 640 binary decisions, 15 hard constraints (C1-C15), 6-tier soft objective (L1-L4), 5 dimensions (Type x Zone x Slot x Persona x Attacker-profile), and the full burn-variable encoding -- RC2 achieves the highest certified r* = min_{</w:t>
+        <w:t xml:space="preserve">When every baseline is forced through the identical RC2 formulation -- 640 binary decisions, 15 hard constraints (C1-C15), 6-tier soft objective (L1-L4), 5 dimensions (Type x Zone x Slot x Persona x Attacker-profile), and the full burn-variable encoding -- RC2 achieves the highest certified r* = </w:t>
+      </w:r>
+      <w:r>
+        <w:rPr>
+          <w:color w:val="1A3A6B"/>
+          <w:sz w:val="21"/>
+          <w:szCs w:val="21"/>
+        </w:rPr>
+        <w:t xml:space="preserve">max over </w:t>
+      </w:r>
+      <w:r>
+        <w:rPr>
+          <w:color w:val="1A3A6B"/>
+          <w:sz w:val="21"/>
+          <w:szCs w:val="21"/>
+        </w:rPr>
+        <w:t>min_{</w:t>
       </w:r>
       <w:proofErr w:type="spellStart"/>
       <w:r>
@@ -146,6 +182,11 @@
       <w:pPr>
         <w:spacing w:after="160"/>
       </w:pPr>
+    </w:p>
+    <w:p>
+      <w:pPr>
+        <w:spacing w:after="160"/>
+      </w:pPr>
       <w:r>
         <w:lastRenderedPageBreak/>
         <w:drawing>
@@ -173,6 +214,54 @@
                     <a:xfrm>
                       <a:off x="0" y="0"/>
                       <a:ext cx="5943600" cy="7347585"/>
+                    </a:xfrm>
+                    <a:prstGeom prst="rect">
+                      <a:avLst/>
+                    </a:prstGeom>
+                  </pic:spPr>
+                </pic:pic>
+              </a:graphicData>
+            </a:graphic>
+          </wp:inline>
+        </w:drawing>
+      </w:r>
+    </w:p>
+    <w:p>
+      <w:pPr>
+        <w:spacing w:after="160"/>
+      </w:pPr>
+    </w:p>
+    <w:p>
+      <w:pPr>
+        <w:spacing w:after="160"/>
+      </w:pPr>
+      <w:r>
+        <w:lastRenderedPageBreak/>
+        <w:drawing>
+          <wp:inline distT="0" distB="0" distL="0" distR="0" wp14:anchorId="6DC84B63" wp14:editId="49FA05E8">
+            <wp:extent cx="5943600" cy="5036185"/>
+            <wp:effectExtent l="0" t="0" r="0" b="5715"/>
+            <wp:docPr id="1486499516" name="Picture 1"/>
+            <wp:cNvGraphicFramePr>
+              <a:graphicFrameLocks xmlns:a="http://schemas.openxmlformats.org/drawingml/2006/main" noChangeAspect="1"/>
+            </wp:cNvGraphicFramePr>
+            <a:graphic xmlns:a="http://schemas.openxmlformats.org/drawingml/2006/main">
+              <a:graphicData uri="http://schemas.openxmlformats.org/drawingml/2006/picture">
+                <pic:pic xmlns:pic="http://schemas.openxmlformats.org/drawingml/2006/picture">
+                  <pic:nvPicPr>
+                    <pic:cNvPr id="1486499516" name=""/>
+                    <pic:cNvPicPr/>
+                  </pic:nvPicPr>
+                  <pic:blipFill>
+                    <a:blip r:embed="rId6"/>
+                    <a:stretch>
+                      <a:fillRect/>
+                    </a:stretch>
+                  </pic:blipFill>
+                  <pic:spPr>
+                    <a:xfrm>
+                      <a:off x="0" y="0"/>
+                      <a:ext cx="5943600" cy="5036185"/>
                     </a:xfrm>
                     <a:prstGeom prst="rect">
                       <a:avLst/>
@@ -240,7 +329,6 @@
           <w:sz w:val="21"/>
           <w:szCs w:val="21"/>
         </w:rPr>
-        <w:lastRenderedPageBreak/>
         <w:t>A museum director must decide where to place undercover guards (honeypots) across five security zones: the public lobby (DMZ), the staff corridor (Internal), the cloud-monitored storage (Cloud), the restricted conservation lab (OT), and the management office (</w:t>
       </w:r>
       <w:proofErr w:type="spellStart"/>
@@ -419,6 +507,7 @@
           <w:sz w:val="21"/>
           <w:szCs w:val="21"/>
         </w:rPr>
+        <w:lastRenderedPageBreak/>
         <w:t>A senior security manager assigns guards based on experience. She places the best guard in the most dangerous room. This is "Static-Best" in our formulation. No constraint tracking. No attacker-profile awareness. No rotation schedule. No certificate.</w:t>
       </w:r>
     </w:p>
@@ -633,16 +722,14 @@
               </w:rPr>
               <w:t xml:space="preserve">} decisions </w:t>
             </w:r>
-            <w:proofErr w:type="spellStart"/>
-            <w:r>
-              <w:rPr>
-                <w:color w:val="111111"/>
-                <w:sz w:val="19"/>
-                <w:szCs w:val="19"/>
-              </w:rPr>
-              <w:t>optimised</w:t>
-            </w:r>
-            <w:proofErr w:type="spellEnd"/>
+            <w:r>
+              <w:rPr>
+                <w:color w:val="111111"/>
+                <w:sz w:val="19"/>
+                <w:szCs w:val="19"/>
+              </w:rPr>
+              <w:t>optimized</w:t>
+            </w:r>
             <w:r>
               <w:rPr>
                 <w:color w:val="111111"/>
@@ -1783,7 +1870,6 @@
                 <w:sz w:val="19"/>
                 <w:szCs w:val="19"/>
               </w:rPr>
-              <w:lastRenderedPageBreak/>
               <w:t>Single-Zone</w:t>
             </w:r>
           </w:p>
@@ -2283,6 +2369,7 @@
           <w:sz w:val="30"/>
           <w:szCs w:val="30"/>
         </w:rPr>
+        <w:lastRenderedPageBreak/>
         <w:t>2.  The Five Dimensions: What RC2 Encodes That No Baseline Does</w:t>
       </w:r>
     </w:p>
@@ -3578,7 +3665,6 @@
           <w:sz w:val="30"/>
           <w:szCs w:val="30"/>
         </w:rPr>
-        <w:lastRenderedPageBreak/>
         <w:t>3.  The 15 Hard Constraints: What Happens When Baselines Skip Them</w:t>
       </w:r>
     </w:p>
@@ -3808,27 +3894,37 @@
                 <w:sz w:val="19"/>
                 <w:szCs w:val="19"/>
               </w:rPr>
-              <w:t>Detection requires undiscovered active deployment</w:t>
-            </w:r>
-          </w:p>
-        </w:tc>
-        <w:tc>
-          <w:tcPr>
-            <w:tcW w:w="1500" w:type="dxa"/>
-            <w:tcMar>
-              <w:top w:w="60" w:type="dxa"/>
-              <w:left w:w="120" w:type="dxa"/>
-              <w:bottom w:w="60" w:type="dxa"/>
-              <w:right w:w="120" w:type="dxa"/>
-            </w:tcMar>
-          </w:tcPr>
-          <w:p>
-            <w:r>
-              <w:rPr>
-                <w:color w:val="111111"/>
-                <w:sz w:val="19"/>
-                <w:szCs w:val="19"/>
-              </w:rPr>
+              <w:t xml:space="preserve">Detection requires undiscovered </w:t>
+            </w:r>
+            <w:r>
+              <w:rPr>
+                <w:color w:val="111111"/>
+                <w:sz w:val="19"/>
+                <w:szCs w:val="19"/>
+              </w:rPr>
+              <w:lastRenderedPageBreak/>
+              <w:t>active deployment</w:t>
+            </w:r>
+          </w:p>
+        </w:tc>
+        <w:tc>
+          <w:tcPr>
+            <w:tcW w:w="1500" w:type="dxa"/>
+            <w:tcMar>
+              <w:top w:w="60" w:type="dxa"/>
+              <w:left w:w="120" w:type="dxa"/>
+              <w:bottom w:w="60" w:type="dxa"/>
+              <w:right w:w="120" w:type="dxa"/>
+            </w:tcMar>
+          </w:tcPr>
+          <w:p>
+            <w:r>
+              <w:rPr>
+                <w:color w:val="111111"/>
+                <w:sz w:val="19"/>
+                <w:szCs w:val="19"/>
+              </w:rPr>
+              <w:lastRenderedPageBreak/>
               <w:t>A burned guard no longer intercepts the thief</w:t>
             </w:r>
           </w:p>
@@ -5189,47 +5285,28 @@
                 <w:sz w:val="19"/>
                 <w:szCs w:val="19"/>
               </w:rPr>
-              <w:t xml:space="preserve"> </w:t>
-            </w:r>
-            <w:r>
-              <w:rPr>
-                <w:color w:val="111111"/>
-                <w:sz w:val="19"/>
-                <w:szCs w:val="19"/>
-              </w:rPr>
-              <w:lastRenderedPageBreak/>
-              <w:t>consecutive slots</w:t>
-            </w:r>
-          </w:p>
-        </w:tc>
-        <w:tc>
-          <w:tcPr>
-            <w:tcW w:w="1500" w:type="dxa"/>
-            <w:tcMar>
-              <w:top w:w="60" w:type="dxa"/>
-              <w:left w:w="120" w:type="dxa"/>
-              <w:bottom w:w="60" w:type="dxa"/>
-              <w:right w:w="120" w:type="dxa"/>
-            </w:tcMar>
-          </w:tcPr>
-          <w:p>
-            <w:r>
-              <w:rPr>
-                <w:color w:val="111111"/>
-                <w:sz w:val="19"/>
-                <w:szCs w:val="19"/>
-              </w:rPr>
-              <w:lastRenderedPageBreak/>
-              <w:t xml:space="preserve">If guard is in the same spot 3 nights, </w:t>
-            </w:r>
-            <w:r>
-              <w:rPr>
-                <w:color w:val="111111"/>
-                <w:sz w:val="19"/>
-                <w:szCs w:val="19"/>
-              </w:rPr>
-              <w:lastRenderedPageBreak/>
-              <w:t xml:space="preserve">thief </w:t>
+              <w:t xml:space="preserve"> consecutive slots</w:t>
+            </w:r>
+          </w:p>
+        </w:tc>
+        <w:tc>
+          <w:tcPr>
+            <w:tcW w:w="1500" w:type="dxa"/>
+            <w:tcMar>
+              <w:top w:w="60" w:type="dxa"/>
+              <w:left w:w="120" w:type="dxa"/>
+              <w:bottom w:w="60" w:type="dxa"/>
+              <w:right w:w="120" w:type="dxa"/>
+            </w:tcMar>
+          </w:tcPr>
+          <w:p>
+            <w:r>
+              <w:rPr>
+                <w:color w:val="111111"/>
+                <w:sz w:val="19"/>
+                <w:szCs w:val="19"/>
+              </w:rPr>
+              <w:t xml:space="preserve">If guard is in the same spot 3 nights, thief </w:t>
             </w:r>
             <w:proofErr w:type="spellStart"/>
             <w:r>
@@ -5274,7 +5351,6 @@
                 <w:sz w:val="19"/>
                 <w:szCs w:val="19"/>
               </w:rPr>
-              <w:lastRenderedPageBreak/>
               <w:t xml:space="preserve">Full </w:t>
             </w:r>
             <w:proofErr w:type="spellStart"/>
@@ -5355,16 +5431,7 @@
                 <w:sz w:val="19"/>
                 <w:szCs w:val="19"/>
               </w:rPr>
-              <w:t xml:space="preserve"> never fires; D stays 1 </w:t>
-            </w:r>
-            <w:r>
-              <w:rPr>
-                <w:color w:val="111111"/>
-                <w:sz w:val="19"/>
-                <w:szCs w:val="19"/>
-              </w:rPr>
-              <w:lastRenderedPageBreak/>
-              <w:t xml:space="preserve">falsely; inflated Q at </w:t>
+              <w:t xml:space="preserve"> never fires; D stays 1 falsely; inflated Q at </w:t>
             </w:r>
             <w:proofErr w:type="spellStart"/>
             <w:r>
@@ -5400,7 +5467,6 @@
                 <w:sz w:val="19"/>
                 <w:szCs w:val="19"/>
               </w:rPr>
-              <w:lastRenderedPageBreak/>
               <w:t>C10</w:t>
             </w:r>
           </w:p>
@@ -5727,6 +5793,7 @@
                 <w:sz w:val="19"/>
                 <w:szCs w:val="19"/>
               </w:rPr>
+              <w:lastRenderedPageBreak/>
               <w:t>C12</w:t>
             </w:r>
           </w:p>
@@ -7066,7 +7133,6 @@
                 <w:sz w:val="19"/>
                 <w:szCs w:val="19"/>
               </w:rPr>
-              <w:lastRenderedPageBreak/>
               <w:t>L3_bwd</w:t>
             </w:r>
           </w:p>
@@ -7565,7 +7631,16 @@
                 <w:sz w:val="19"/>
                 <w:szCs w:val="19"/>
               </w:rPr>
-              <w:t xml:space="preserve"> ensures no family is sacrificed for L4 gain</w:t>
+              <w:t xml:space="preserve"> ensures no family </w:t>
+            </w:r>
+            <w:r>
+              <w:rPr>
+                <w:color w:val="111111"/>
+                <w:sz w:val="19"/>
+                <w:szCs w:val="19"/>
+              </w:rPr>
+              <w:lastRenderedPageBreak/>
+              <w:t>is sacrificed for L4 gain</w:t>
             </w:r>
           </w:p>
         </w:tc>
@@ -7591,6 +7666,7 @@
                 <w:sz w:val="19"/>
                 <w:szCs w:val="19"/>
               </w:rPr>
+              <w:lastRenderedPageBreak/>
               <w:t>L1</w:t>
             </w:r>
           </w:p>
@@ -8787,7 +8863,6 @@
                 <w:sz w:val="19"/>
                 <w:szCs w:val="19"/>
               </w:rPr>
-              <w:lastRenderedPageBreak/>
               <w:t>Greedy-</w:t>
             </w:r>
             <w:proofErr w:type="spellStart"/>
@@ -10301,6 +10376,7 @@
                 <w:sz w:val="19"/>
                 <w:szCs w:val="19"/>
               </w:rPr>
+              <w:lastRenderedPageBreak/>
               <w:t>ThreatIntel</w:t>
             </w:r>
             <w:proofErr w:type="spellEnd"/>
@@ -11617,7 +11693,6 @@
           <w:bCs/>
           <w:color w:val="1A3A6B"/>
         </w:rPr>
-        <w:lastRenderedPageBreak/>
         <w:t xml:space="preserve">Scenario B: </w:t>
       </w:r>
       <w:proofErr w:type="spellStart"/>
@@ -11965,6 +12040,7 @@
                 <w:sz w:val="19"/>
                 <w:szCs w:val="19"/>
               </w:rPr>
+              <w:lastRenderedPageBreak/>
               <w:t>Technique coverage</w:t>
             </w:r>
           </w:p>
@@ -13441,7 +13517,6 @@
                 <w:sz w:val="19"/>
                 <w:szCs w:val="19"/>
               </w:rPr>
-              <w:lastRenderedPageBreak/>
               <w:t>dual_guard</w:t>
             </w:r>
             <w:proofErr w:type="spellEnd"/>
@@ -14029,6 +14104,7 @@
                 <w:sz w:val="19"/>
                 <w:szCs w:val="19"/>
               </w:rPr>
+              <w:lastRenderedPageBreak/>
               <w:t xml:space="preserve">Final Q at </w:t>
             </w:r>
             <w:proofErr w:type="spellStart"/>
@@ -15330,7 +15406,6 @@
                 <w:sz w:val="19"/>
                 <w:szCs w:val="19"/>
               </w:rPr>
-              <w:lastRenderedPageBreak/>
               <w:t>CONCLUSION</w:t>
             </w:r>
           </w:p>
@@ -15803,6 +15878,7 @@
                 <w:sz w:val="19"/>
                 <w:szCs w:val="19"/>
               </w:rPr>
+              <w:lastRenderedPageBreak/>
               <w:t xml:space="preserve">r* = </w:t>
             </w:r>
             <w:proofErr w:type="spellStart"/>
@@ -19440,18 +19516,7 @@
                 <w:sz w:val="19"/>
                 <w:szCs w:val="19"/>
               </w:rPr>
-              <w:t xml:space="preserve">% (Eq.7, </w:t>
-            </w:r>
-            <w:r>
-              <w:rPr>
-                <w:b/>
-                <w:bCs/>
-                <w:color w:val="1A3A6B"/>
-                <w:sz w:val="19"/>
-                <w:szCs w:val="19"/>
-              </w:rPr>
-              <w:lastRenderedPageBreak/>
-              <w:t>lower=better)</w:t>
+              <w:t>% (Eq.7, lower=better)</w:t>
             </w:r>
           </w:p>
         </w:tc>
@@ -19478,7 +19543,6 @@
                 <w:sz w:val="19"/>
                 <w:szCs w:val="19"/>
               </w:rPr>
-              <w:lastRenderedPageBreak/>
               <w:t>0.0%</w:t>
             </w:r>
           </w:p>
@@ -20744,6 +20808,7 @@
                 <w:sz w:val="19"/>
                 <w:szCs w:val="19"/>
               </w:rPr>
+              <w:lastRenderedPageBreak/>
               <w:t>TOTAL METRIC WINS</w:t>
             </w:r>
           </w:p>
@@ -21438,7 +21503,15 @@
           <w:sz w:val="21"/>
           <w:szCs w:val="21"/>
         </w:rPr>
-        <w:t>In plain language: RC2 wins because it is the only method that takes the problem seriously. It encodes every guard shift (640 decisions), every museum rule (15 hard constraints), every thief type (4 attacker profiles in one WCNF), and every security objective (6-tier soft clauses). When every baseline is held to the same standard, their scores collapse to near zero at the nation-state scenario. RC2 stays at 3,956 -- a small number, but the only honest one, and mathematically proven to be the best achievable.</w:t>
+        <w:t>In plain language: RC2 wins because it is the only method that takes the problem seriously. It encodes every guard shift (640 decisions), every museum rule (15 hard constraints), every thief type (4 attacker profiles in one WCNF), and every security objective (6-tier soft clauses). When every baseline is held to the same standard, their scores collapse to near zero at the nation-state scenario. RC2 stays at 3,956 -- a small number, but the only honest one, and mathematically proven to be the best achievable</w:t>
+      </w:r>
+      <w:r>
+        <w:rPr>
+          <w:color w:val="111111"/>
+          <w:sz w:val="21"/>
+          <w:szCs w:val="21"/>
+        </w:rPr>
+        <w:t>.</w:t>
       </w:r>
     </w:p>
     <w:p>
@@ -21680,7 +21753,6 @@
                 <w:sz w:val="19"/>
                 <w:szCs w:val="19"/>
               </w:rPr>
-              <w:lastRenderedPageBreak/>
               <w:t xml:space="preserve">Their x* was never designed for </w:t>
             </w:r>
             <w:proofErr w:type="spellStart"/>
@@ -21949,7 +22021,31 @@
           <w:sz w:val="22"/>
           <w:szCs w:val="22"/>
         </w:rPr>
-        <w:t>Every baseline is missing at least one of: burn encoding, theta-chain, constraint enforcement, or optimality certificate. RC2 has all four. That is why min</w:t>
+        <w:t xml:space="preserve">Every baseline is missing at least one of: burn encoding, theta-chain, constraint enforcement, or optimality certificate. RC2 has all four. That is why </w:t>
+      </w:r>
+      <w:r>
+        <w:rPr>
+          <w:b/>
+          <w:bCs/>
+          <w:i/>
+          <w:iCs/>
+          <w:color w:val="1A3A6B"/>
+          <w:sz w:val="22"/>
+          <w:szCs w:val="22"/>
+        </w:rPr>
+        <w:t xml:space="preserve">max over </w:t>
+      </w:r>
+      <w:r>
+        <w:rPr>
+          <w:b/>
+          <w:bCs/>
+          <w:i/>
+          <w:iCs/>
+          <w:color w:val="1A3A6B"/>
+          <w:sz w:val="22"/>
+          <w:szCs w:val="22"/>
+        </w:rPr>
+        <w:t>min</w:t>
       </w:r>
       <w:proofErr w:type="gramStart"/>
       <w:r>
@@ -21975,7 +22071,20 @@
           <w:sz w:val="22"/>
           <w:szCs w:val="22"/>
         </w:rPr>
-        <w:t>k in Theta} makes RC2 the winner -- not despite being smaller, but because it is the only number that means what it claims to mean.</w:t>
+        <w:t xml:space="preserve">k in Theta} makes RC2 </w:t>
+      </w:r>
+      <w:r>
+        <w:rPr>
+          <w:b/>
+          <w:bCs/>
+          <w:i/>
+          <w:iCs/>
+          <w:color w:val="1A3A6B"/>
+          <w:sz w:val="22"/>
+          <w:szCs w:val="22"/>
+        </w:rPr>
+        <w:lastRenderedPageBreak/>
+        <w:t>the winner -- not despite being smaller, but because it is the only number that means what it claims to mean.</w:t>
       </w:r>
     </w:p>
     <w:sectPr>

--- a/publication_paper_v4/RC2_MaxSAT_MinOverMax_Proof.docx
+++ b/publication_paper_v4/RC2_MaxSAT_MinOverMax_Proof.docx
@@ -276,6 +276,54 @@
     </w:p>
     <w:p>
       <w:pPr>
+        <w:spacing w:after="160"/>
+      </w:pPr>
+    </w:p>
+    <w:p>
+      <w:pPr>
+        <w:spacing w:after="160"/>
+      </w:pPr>
+      <w:r>
+        <w:lastRenderedPageBreak/>
+        <w:drawing>
+          <wp:inline distT="0" distB="0" distL="0" distR="0" wp14:anchorId="764C47FD" wp14:editId="1B37F707">
+            <wp:extent cx="5943600" cy="4840605"/>
+            <wp:effectExtent l="0" t="0" r="0" b="0"/>
+            <wp:docPr id="1865734755" name="Picture 1"/>
+            <wp:cNvGraphicFramePr>
+              <a:graphicFrameLocks xmlns:a="http://schemas.openxmlformats.org/drawingml/2006/main" noChangeAspect="1"/>
+            </wp:cNvGraphicFramePr>
+            <a:graphic xmlns:a="http://schemas.openxmlformats.org/drawingml/2006/main">
+              <a:graphicData uri="http://schemas.openxmlformats.org/drawingml/2006/picture">
+                <pic:pic xmlns:pic="http://schemas.openxmlformats.org/drawingml/2006/picture">
+                  <pic:nvPicPr>
+                    <pic:cNvPr id="1865734755" name=""/>
+                    <pic:cNvPicPr/>
+                  </pic:nvPicPr>
+                  <pic:blipFill>
+                    <a:blip r:embed="rId7"/>
+                    <a:stretch>
+                      <a:fillRect/>
+                    </a:stretch>
+                  </pic:blipFill>
+                  <pic:spPr>
+                    <a:xfrm>
+                      <a:off x="0" y="0"/>
+                      <a:ext cx="5943600" cy="4840605"/>
+                    </a:xfrm>
+                    <a:prstGeom prst="rect">
+                      <a:avLst/>
+                    </a:prstGeom>
+                  </pic:spPr>
+                </pic:pic>
+              </a:graphicData>
+            </a:graphic>
+          </wp:inline>
+        </w:drawing>
+      </w:r>
+    </w:p>
+    <w:p>
+      <w:pPr>
         <w:pStyle w:val="Heading1"/>
         <w:shd w:val="clear" w:color="auto" w:fill="1A3A6B"/>
         <w:spacing w:before="400" w:after="160"/>
@@ -507,7 +555,6 @@
           <w:sz w:val="21"/>
           <w:szCs w:val="21"/>
         </w:rPr>
-        <w:lastRenderedPageBreak/>
         <w:t>A senior security manager assigns guards based on experience. She places the best guard in the most dangerous room. This is "Static-Best" in our formulation. No constraint tracking. No attacker-profile awareness. No rotation schedule. No certificate.</w:t>
       </w:r>
     </w:p>
@@ -554,6 +601,7 @@
                 <w:sz w:val="19"/>
                 <w:szCs w:val="19"/>
               </w:rPr>
+              <w:lastRenderedPageBreak/>
               <w:t>Criterion</w:t>
             </w:r>
           </w:p>
@@ -2369,7 +2417,6 @@
           <w:sz w:val="30"/>
           <w:szCs w:val="30"/>
         </w:rPr>
-        <w:lastRenderedPageBreak/>
         <w:t>2.  The Five Dimensions: What RC2 Encodes That No Baseline Does</w:t>
       </w:r>
     </w:p>
@@ -2383,6 +2430,7 @@
           <w:sz w:val="21"/>
           <w:szCs w:val="21"/>
         </w:rPr>
+        <w:lastRenderedPageBreak/>
         <w:t>The ZSTP formulation has five interacting dimensions. RC2 encodes ALL five simultaneously in a single WCNF. Every baseline handles at most three, and none handles the attacker-profile dimension jointly.</w:t>
       </w:r>
     </w:p>
@@ -3894,37 +3942,27 @@
                 <w:sz w:val="19"/>
                 <w:szCs w:val="19"/>
               </w:rPr>
-              <w:t xml:space="preserve">Detection requires undiscovered </w:t>
-            </w:r>
-            <w:r>
-              <w:rPr>
-                <w:color w:val="111111"/>
-                <w:sz w:val="19"/>
-                <w:szCs w:val="19"/>
-              </w:rPr>
-              <w:lastRenderedPageBreak/>
-              <w:t>active deployment</w:t>
-            </w:r>
-          </w:p>
-        </w:tc>
-        <w:tc>
-          <w:tcPr>
-            <w:tcW w:w="1500" w:type="dxa"/>
-            <w:tcMar>
-              <w:top w:w="60" w:type="dxa"/>
-              <w:left w:w="120" w:type="dxa"/>
-              <w:bottom w:w="60" w:type="dxa"/>
-              <w:right w:w="120" w:type="dxa"/>
-            </w:tcMar>
-          </w:tcPr>
-          <w:p>
-            <w:r>
-              <w:rPr>
-                <w:color w:val="111111"/>
-                <w:sz w:val="19"/>
-                <w:szCs w:val="19"/>
-              </w:rPr>
-              <w:lastRenderedPageBreak/>
+              <w:t>Detection requires undiscovered active deployment</w:t>
+            </w:r>
+          </w:p>
+        </w:tc>
+        <w:tc>
+          <w:tcPr>
+            <w:tcW w:w="1500" w:type="dxa"/>
+            <w:tcMar>
+              <w:top w:w="60" w:type="dxa"/>
+              <w:left w:w="120" w:type="dxa"/>
+              <w:bottom w:w="60" w:type="dxa"/>
+              <w:right w:w="120" w:type="dxa"/>
+            </w:tcMar>
+          </w:tcPr>
+          <w:p>
+            <w:r>
+              <w:rPr>
+                <w:color w:val="111111"/>
+                <w:sz w:val="19"/>
+                <w:szCs w:val="19"/>
+              </w:rPr>
               <w:t>A burned guard no longer intercepts the thief</w:t>
             </w:r>
           </w:p>
@@ -4026,6 +4064,7 @@
                 <w:sz w:val="19"/>
                 <w:szCs w:val="19"/>
               </w:rPr>
+              <w:lastRenderedPageBreak/>
               <w:t>C2</w:t>
             </w:r>
           </w:p>
@@ -5793,50 +5832,68 @@
                 <w:sz w:val="19"/>
                 <w:szCs w:val="19"/>
               </w:rPr>
+              <w:t>C12</w:t>
+            </w:r>
+          </w:p>
+        </w:tc>
+        <w:tc>
+          <w:tcPr>
+            <w:tcW w:w="1500" w:type="dxa"/>
+            <w:tcMar>
+              <w:top w:w="60" w:type="dxa"/>
+              <w:left w:w="120" w:type="dxa"/>
+              <w:bottom w:w="60" w:type="dxa"/>
+              <w:right w:w="120" w:type="dxa"/>
+            </w:tcMar>
+          </w:tcPr>
+          <w:p>
+            <w:r>
+              <w:rPr>
+                <w:color w:val="111111"/>
+                <w:sz w:val="19"/>
+                <w:szCs w:val="19"/>
+              </w:rPr>
+              <w:t xml:space="preserve">No two types share a persona </w:t>
+            </w:r>
+            <w:r>
+              <w:rPr>
+                <w:color w:val="111111"/>
+                <w:sz w:val="19"/>
+                <w:szCs w:val="19"/>
+              </w:rPr>
               <w:lastRenderedPageBreak/>
-              <w:t>C12</w:t>
-            </w:r>
-          </w:p>
-        </w:tc>
-        <w:tc>
-          <w:tcPr>
-            <w:tcW w:w="1500" w:type="dxa"/>
-            <w:tcMar>
-              <w:top w:w="60" w:type="dxa"/>
-              <w:left w:w="120" w:type="dxa"/>
-              <w:bottom w:w="60" w:type="dxa"/>
-              <w:right w:w="120" w:type="dxa"/>
-            </w:tcMar>
-          </w:tcPr>
-          <w:p>
-            <w:r>
-              <w:rPr>
-                <w:color w:val="111111"/>
-                <w:sz w:val="19"/>
-                <w:szCs w:val="19"/>
-              </w:rPr>
-              <w:t>No two types share a persona in same zone/slot</w:t>
-            </w:r>
-          </w:p>
-        </w:tc>
-        <w:tc>
-          <w:tcPr>
-            <w:tcW w:w="1500" w:type="dxa"/>
-            <w:tcMar>
-              <w:top w:w="60" w:type="dxa"/>
-              <w:left w:w="120" w:type="dxa"/>
-              <w:bottom w:w="60" w:type="dxa"/>
-              <w:right w:w="120" w:type="dxa"/>
-            </w:tcMar>
-          </w:tcPr>
-          <w:p>
-            <w:r>
-              <w:rPr>
-                <w:color w:val="111111"/>
-                <w:sz w:val="19"/>
-                <w:szCs w:val="19"/>
-              </w:rPr>
-              <w:t>Two guards cannot use the same cover identity simultaneously</w:t>
+              <w:t>in same zone/slot</w:t>
+            </w:r>
+          </w:p>
+        </w:tc>
+        <w:tc>
+          <w:tcPr>
+            <w:tcW w:w="1500" w:type="dxa"/>
+            <w:tcMar>
+              <w:top w:w="60" w:type="dxa"/>
+              <w:left w:w="120" w:type="dxa"/>
+              <w:bottom w:w="60" w:type="dxa"/>
+              <w:right w:w="120" w:type="dxa"/>
+            </w:tcMar>
+          </w:tcPr>
+          <w:p>
+            <w:r>
+              <w:rPr>
+                <w:color w:val="111111"/>
+                <w:sz w:val="19"/>
+                <w:szCs w:val="19"/>
+              </w:rPr>
+              <w:lastRenderedPageBreak/>
+              <w:t xml:space="preserve">Two guards cannot use the same cover </w:t>
+            </w:r>
+            <w:r>
+              <w:rPr>
+                <w:color w:val="111111"/>
+                <w:sz w:val="19"/>
+                <w:szCs w:val="19"/>
+              </w:rPr>
+              <w:lastRenderedPageBreak/>
+              <w:t>identity simultaneously</w:t>
             </w:r>
           </w:p>
         </w:tc>
@@ -5863,6 +5920,7 @@
                 <w:sz w:val="19"/>
                 <w:szCs w:val="19"/>
               </w:rPr>
+              <w:lastRenderedPageBreak/>
               <w:t>Enforced</w:t>
             </w:r>
           </w:p>
@@ -5911,7 +5969,16 @@
                 <w:sz w:val="19"/>
                 <w:szCs w:val="19"/>
               </w:rPr>
-              <w:t>Identity collision within zone; attacker correlates</w:t>
+              <w:t xml:space="preserve">Identity collision within zone; </w:t>
+            </w:r>
+            <w:r>
+              <w:rPr>
+                <w:color w:val="111111"/>
+                <w:sz w:val="19"/>
+                <w:szCs w:val="19"/>
+              </w:rPr>
+              <w:lastRenderedPageBreak/>
+              <w:t>attacker correlates</w:t>
             </w:r>
           </w:p>
         </w:tc>
@@ -5937,6 +6004,7 @@
                 <w:sz w:val="19"/>
                 <w:szCs w:val="19"/>
               </w:rPr>
+              <w:lastRenderedPageBreak/>
               <w:t>C13</w:t>
             </w:r>
           </w:p>
@@ -7631,16 +7699,7 @@
                 <w:sz w:val="19"/>
                 <w:szCs w:val="19"/>
               </w:rPr>
-              <w:t xml:space="preserve"> ensures no family </w:t>
-            </w:r>
-            <w:r>
-              <w:rPr>
-                <w:color w:val="111111"/>
-                <w:sz w:val="19"/>
-                <w:szCs w:val="19"/>
-              </w:rPr>
-              <w:lastRenderedPageBreak/>
-              <w:t>is sacrificed for L4 gain</w:t>
+              <w:t xml:space="preserve"> ensures no family is sacrificed for L4 gain</w:t>
             </w:r>
           </w:p>
         </w:tc>
@@ -10376,7 +10435,6 @@
                 <w:sz w:val="19"/>
                 <w:szCs w:val="19"/>
               </w:rPr>
-              <w:lastRenderedPageBreak/>
               <w:t>ThreatIntel</w:t>
             </w:r>
             <w:proofErr w:type="spellEnd"/>
@@ -10571,6 +10629,7 @@
                 <w:sz w:val="19"/>
                 <w:szCs w:val="19"/>
               </w:rPr>
+              <w:lastRenderedPageBreak/>
               <w:t>Greedy-</w:t>
             </w:r>
             <w:proofErr w:type="spellStart"/>
@@ -12040,7 +12099,6 @@
                 <w:sz w:val="19"/>
                 <w:szCs w:val="19"/>
               </w:rPr>
-              <w:lastRenderedPageBreak/>
               <w:t>Technique coverage</w:t>
             </w:r>
           </w:p>
@@ -12142,6 +12200,7 @@
                 <w:sz w:val="19"/>
                 <w:szCs w:val="19"/>
               </w:rPr>
+              <w:lastRenderedPageBreak/>
               <w:t>Q-med cited in paper</w:t>
             </w:r>
           </w:p>
@@ -14104,7 +14163,6 @@
                 <w:sz w:val="19"/>
                 <w:szCs w:val="19"/>
               </w:rPr>
-              <w:lastRenderedPageBreak/>
               <w:t xml:space="preserve">Final Q at </w:t>
             </w:r>
             <w:proofErr w:type="spellStart"/>
@@ -14233,6 +14291,7 @@
                 <w:sz w:val="19"/>
                 <w:szCs w:val="19"/>
               </w:rPr>
+              <w:lastRenderedPageBreak/>
               <w:t>min(...,~</w:t>
             </w:r>
             <w:proofErr w:type="gramEnd"/>
@@ -14268,6 +14327,7 @@
                 <w:sz w:val="19"/>
                 <w:szCs w:val="19"/>
               </w:rPr>
+              <w:lastRenderedPageBreak/>
               <w:t>r* = min over all theta</w:t>
             </w:r>
           </w:p>
@@ -15878,7 +15938,6 @@
                 <w:sz w:val="19"/>
                 <w:szCs w:val="19"/>
               </w:rPr>
-              <w:lastRenderedPageBreak/>
               <w:t xml:space="preserve">r* = </w:t>
             </w:r>
             <w:proofErr w:type="spellStart"/>
@@ -16224,6 +16283,7 @@
                 <w:sz w:val="19"/>
                 <w:szCs w:val="19"/>
               </w:rPr>
+              <w:lastRenderedPageBreak/>
               <w:t xml:space="preserve">Q-med at </w:t>
             </w:r>
             <w:proofErr w:type="spellStart"/>
@@ -20808,7 +20868,6 @@
                 <w:sz w:val="19"/>
                 <w:szCs w:val="19"/>
               </w:rPr>
-              <w:lastRenderedPageBreak/>
               <w:t>TOTAL METRIC WINS</w:t>
             </w:r>
           </w:p>
@@ -21064,6 +21123,7 @@
           <w:sz w:val="21"/>
           <w:szCs w:val="21"/>
         </w:rPr>
+        <w:lastRenderedPageBreak/>
         <w:t xml:space="preserve">* </w:t>
       </w:r>
       <w:r>
@@ -21503,15 +21563,7 @@
           <w:sz w:val="21"/>
           <w:szCs w:val="21"/>
         </w:rPr>
-        <w:t>In plain language: RC2 wins because it is the only method that takes the problem seriously. It encodes every guard shift (640 decisions), every museum rule (15 hard constraints), every thief type (4 attacker profiles in one WCNF), and every security objective (6-tier soft clauses). When every baseline is held to the same standard, their scores collapse to near zero at the nation-state scenario. RC2 stays at 3,956 -- a small number, but the only honest one, and mathematically proven to be the best achievable</w:t>
-      </w:r>
-      <w:r>
-        <w:rPr>
-          <w:color w:val="111111"/>
-          <w:sz w:val="21"/>
-          <w:szCs w:val="21"/>
-        </w:rPr>
-        <w:t>.</w:t>
+        <w:t>In plain language: RC2 wins because it is the only method that takes the problem seriously. It encodes every guard shift (640 decisions), every museum rule (15 hard constraints), every thief type (4 attacker profiles in one WCNF), and every security objective (6-tier soft clauses). When every baseline is held to the same standard, their scores collapse to near zero at the nation-state scenario. RC2 stays at 3,956 -- a small number, but the only honest one, and mathematically proven to be the best achievable.</w:t>
       </w:r>
     </w:p>
     <w:p>
@@ -22071,20 +22123,7 @@
           <w:sz w:val="22"/>
           <w:szCs w:val="22"/>
         </w:rPr>
-        <w:t xml:space="preserve">k in Theta} makes RC2 </w:t>
-      </w:r>
-      <w:r>
-        <w:rPr>
-          <w:b/>
-          <w:bCs/>
-          <w:i/>
-          <w:iCs/>
-          <w:color w:val="1A3A6B"/>
-          <w:sz w:val="22"/>
-          <w:szCs w:val="22"/>
-        </w:rPr>
-        <w:lastRenderedPageBreak/>
-        <w:t>the winner -- not despite being smaller, but because it is the only number that means what it claims to mean.</w:t>
+        <w:t>k in Theta} makes RC2 the winner -- not despite being smaller, but because it is the only number that means what it claims to mean.</w:t>
       </w:r>
     </w:p>
     <w:sectPr>

--- a/publication_paper_v4/RC2_MaxSAT_MinOverMax_Proof.docx
+++ b/publication_paper_v4/RC2_MaxSAT_MinOverMax_Proof.docx
@@ -286,6 +286,237 @@
       <w:r>
         <w:lastRenderedPageBreak/>
         <w:drawing>
+          <wp:inline distT="0" distB="0" distL="0" distR="0" wp14:anchorId="51CA0682" wp14:editId="61D9D58F">
+            <wp:extent cx="5943600" cy="5737225"/>
+            <wp:effectExtent l="0" t="0" r="0" b="3175"/>
+            <wp:docPr id="1477557247" name="Picture 1"/>
+            <wp:cNvGraphicFramePr>
+              <a:graphicFrameLocks xmlns:a="http://schemas.openxmlformats.org/drawingml/2006/main" noChangeAspect="1"/>
+            </wp:cNvGraphicFramePr>
+            <a:graphic xmlns:a="http://schemas.openxmlformats.org/drawingml/2006/main">
+              <a:graphicData uri="http://schemas.openxmlformats.org/drawingml/2006/picture">
+                <pic:pic xmlns:pic="http://schemas.openxmlformats.org/drawingml/2006/picture">
+                  <pic:nvPicPr>
+                    <pic:cNvPr id="1477557247" name=""/>
+                    <pic:cNvPicPr/>
+                  </pic:nvPicPr>
+                  <pic:blipFill>
+                    <a:blip r:embed="rId7"/>
+                    <a:stretch>
+                      <a:fillRect/>
+                    </a:stretch>
+                  </pic:blipFill>
+                  <pic:spPr>
+                    <a:xfrm>
+                      <a:off x="0" y="0"/>
+                      <a:ext cx="5943600" cy="5737225"/>
+                    </a:xfrm>
+                    <a:prstGeom prst="rect">
+                      <a:avLst/>
+                    </a:prstGeom>
+                  </pic:spPr>
+                </pic:pic>
+              </a:graphicData>
+            </a:graphic>
+          </wp:inline>
+        </w:drawing>
+      </w:r>
+    </w:p>
+    <w:p>
+      <w:pPr>
+        <w:pStyle w:val="Heading3"/>
+      </w:pPr>
+    </w:p>
+    <w:p>
+      <w:pPr>
+        <w:spacing w:before="100" w:beforeAutospacing="1" w:after="100" w:afterAutospacing="1"/>
+        <w:outlineLvl w:val="2"/>
+        <w:rPr>
+          <w:b/>
+          <w:bCs/>
+          <w:sz w:val="27"/>
+          <w:szCs w:val="27"/>
+        </w:rPr>
+      </w:pPr>
+      <w:r>
+        <w:rPr>
+          <w:b/>
+          <w:bCs/>
+          <w:sz w:val="27"/>
+          <w:szCs w:val="27"/>
+        </w:rPr>
+        <w:t>C9 — Type-Discovery Constraint</w:t>
+      </w:r>
+    </w:p>
+    <w:p>
+      <w:pPr>
+        <w:spacing w:before="100" w:beforeAutospacing="1" w:after="100" w:afterAutospacing="1"/>
+        <w:rPr>
+          <w:sz w:val="24"/>
+          <w:szCs w:val="24"/>
+        </w:rPr>
+      </w:pPr>
+      <w:r>
+        <w:rPr>
+          <w:i/>
+          <w:iCs/>
+          <w:sz w:val="24"/>
+          <w:szCs w:val="24"/>
+        </w:rPr>
+        <w:t xml:space="preserve">"A trap type burns after </w:t>
+      </w:r>
+      <w:proofErr w:type="spellStart"/>
+      <w:r>
+        <w:rPr>
+          <w:i/>
+          <w:iCs/>
+          <w:sz w:val="24"/>
+          <w:szCs w:val="24"/>
+        </w:rPr>
+        <w:t>τ_d</w:t>
+      </w:r>
+      <w:proofErr w:type="spellEnd"/>
+      <w:r>
+        <w:rPr>
+          <w:i/>
+          <w:iCs/>
+          <w:sz w:val="24"/>
+          <w:szCs w:val="24"/>
+        </w:rPr>
+        <w:t xml:space="preserve"> consecutive active slots in the same zone."</w:t>
+      </w:r>
+    </w:p>
+    <w:p>
+      <w:pPr>
+        <w:spacing w:before="100" w:beforeAutospacing="1" w:after="100" w:afterAutospacing="1"/>
+        <w:rPr>
+          <w:sz w:val="24"/>
+          <w:szCs w:val="24"/>
+        </w:rPr>
+      </w:pPr>
+      <w:r>
+        <w:rPr>
+          <w:b/>
+          <w:bCs/>
+          <w:sz w:val="24"/>
+          <w:szCs w:val="24"/>
+        </w:rPr>
+        <w:t>What it encodes:</w:t>
+      </w:r>
+    </w:p>
+    <w:p>
+      <w:pPr>
+        <w:spacing w:before="100" w:beforeAutospacing="1" w:after="100" w:afterAutospacing="1"/>
+        <w:rPr>
+          <w:sz w:val="24"/>
+          <w:szCs w:val="24"/>
+        </w:rPr>
+      </w:pPr>
+      <w:r>
+        <w:rPr>
+          <w:sz w:val="24"/>
+          <w:szCs w:val="24"/>
+        </w:rPr>
+        <w:t xml:space="preserve">A real attacker fingerprints a honeypot by observing its </w:t>
+      </w:r>
+      <w:r>
+        <w:rPr>
+          <w:sz w:val="24"/>
+          <w:szCs w:val="24"/>
+        </w:rPr>
+        <w:t>behavior</w:t>
+      </w:r>
+      <w:r>
+        <w:rPr>
+          <w:sz w:val="24"/>
+          <w:szCs w:val="24"/>
+        </w:rPr>
+        <w:t xml:space="preserve"> repeatedly. If the same SSH server appears in the same network zone for too many consecutive shifts, the attacker </w:t>
+      </w:r>
+      <w:r>
+        <w:rPr>
+          <w:sz w:val="24"/>
+          <w:szCs w:val="24"/>
+        </w:rPr>
+        <w:t>recognizes</w:t>
+      </w:r>
+      <w:r>
+        <w:rPr>
+          <w:sz w:val="24"/>
+          <w:szCs w:val="24"/>
+        </w:rPr>
+        <w:t xml:space="preserve"> the pattern — banner responses, timing signatures, protocol quirks — and stops engaging with it. At that point the trap is discovered and earns zero credit.</w:t>
+      </w:r>
+    </w:p>
+    <w:p>
+      <w:pPr>
+        <w:pStyle w:val="Heading3"/>
+      </w:pPr>
+      <w:r>
+        <w:lastRenderedPageBreak/>
+        <w:t>C11 — Threat-Adaptive Rotation Constraint</w:t>
+      </w:r>
+    </w:p>
+    <w:p>
+      <w:pPr>
+        <w:pStyle w:val="font-claude-response-body"/>
+      </w:pPr>
+      <w:r>
+        <w:rPr>
+          <w:rStyle w:val="Emphasis"/>
+        </w:rPr>
+        <w:t xml:space="preserve">"The burn threshold </w:t>
+      </w:r>
+      <w:proofErr w:type="spellStart"/>
+      <w:r>
+        <w:rPr>
+          <w:rStyle w:val="Emphasis"/>
+        </w:rPr>
+        <w:t>τ_d</w:t>
+      </w:r>
+      <w:proofErr w:type="spellEnd"/>
+      <w:r>
+        <w:rPr>
+          <w:rStyle w:val="Emphasis"/>
+        </w:rPr>
+        <w:t xml:space="preserve"> tightens automatically as the observed attack frequency ρ rises."</w:t>
+      </w:r>
+    </w:p>
+    <w:p>
+      <w:pPr>
+        <w:pStyle w:val="font-claude-response-body"/>
+      </w:pPr>
+      <w:r>
+        <w:rPr>
+          <w:rStyle w:val="Strong"/>
+        </w:rPr>
+        <w:t>What it encodes:</w:t>
+      </w:r>
+    </w:p>
+    <w:p>
+      <w:pPr>
+        <w:pStyle w:val="font-claude-response-body"/>
+      </w:pPr>
+      <w:r>
+        <w:t>C11 connects live threat intelligence directly to the rotation schedule. As STIX/TAXII feeds report higher attack activity on a path, the system automatically requires faster rotation — because a more active attacker fingerprints traps faster.</w:t>
+      </w:r>
+    </w:p>
+    <w:p>
+      <w:pPr>
+        <w:spacing w:after="160"/>
+      </w:pPr>
+    </w:p>
+    <w:p>
+      <w:pPr>
+        <w:spacing w:after="160"/>
+      </w:pPr>
+    </w:p>
+    <w:p>
+      <w:pPr>
+        <w:spacing w:after="160"/>
+      </w:pPr>
+      <w:r>
+        <w:drawing>
           <wp:inline distT="0" distB="0" distL="0" distR="0" wp14:anchorId="764C47FD" wp14:editId="1B37F707">
             <wp:extent cx="5943600" cy="4840605"/>
             <wp:effectExtent l="0" t="0" r="0" b="0"/>
@@ -301,7 +532,7 @@
                     <pic:cNvPicPr/>
                   </pic:nvPicPr>
                   <pic:blipFill>
-                    <a:blip r:embed="rId7"/>
+                    <a:blip r:embed="rId8"/>
                     <a:stretch>
                       <a:fillRect/>
                     </a:stretch>
@@ -377,6 +608,7 @@
           <w:sz w:val="21"/>
           <w:szCs w:val="21"/>
         </w:rPr>
+        <w:lastRenderedPageBreak/>
         <w:t>A museum director must decide where to place undercover guards (honeypots) across five security zones: the public lobby (DMZ), the staff corridor (Internal), the cloud-monitored storage (Cloud), the restricted conservation lab (OT), and the management office (</w:t>
       </w:r>
       <w:proofErr w:type="spellStart"/>
@@ -601,7 +833,6 @@
                 <w:sz w:val="19"/>
                 <w:szCs w:val="19"/>
               </w:rPr>
-              <w:lastRenderedPageBreak/>
               <w:t>Criterion</w:t>
             </w:r>
           </w:p>
@@ -1918,6 +2149,7 @@
                 <w:sz w:val="19"/>
                 <w:szCs w:val="19"/>
               </w:rPr>
+              <w:lastRenderedPageBreak/>
               <w:t>Single-Zone</w:t>
             </w:r>
           </w:p>
@@ -2430,7 +2662,6 @@
           <w:sz w:val="21"/>
           <w:szCs w:val="21"/>
         </w:rPr>
-        <w:lastRenderedPageBreak/>
         <w:t>The ZSTP formulation has five interacting dimensions. RC2 encodes ALL five simultaneously in a single WCNF. Every baseline handles at most three, and none handles the attacker-profile dimension jointly.</w:t>
       </w:r>
     </w:p>
@@ -3713,6 +3944,7 @@
           <w:sz w:val="30"/>
           <w:szCs w:val="30"/>
         </w:rPr>
+        <w:lastRenderedPageBreak/>
         <w:t>3.  The 15 Hard Constraints: What Happens When Baselines Skip Them</w:t>
       </w:r>
     </w:p>
@@ -4064,7 +4296,6 @@
                 <w:sz w:val="19"/>
                 <w:szCs w:val="19"/>
               </w:rPr>
-              <w:lastRenderedPageBreak/>
               <w:t>C2</w:t>
             </w:r>
           </w:p>
@@ -5324,28 +5555,47 @@
                 <w:sz w:val="19"/>
                 <w:szCs w:val="19"/>
               </w:rPr>
-              <w:t xml:space="preserve"> consecutive slots</w:t>
-            </w:r>
-          </w:p>
-        </w:tc>
-        <w:tc>
-          <w:tcPr>
-            <w:tcW w:w="1500" w:type="dxa"/>
-            <w:tcMar>
-              <w:top w:w="60" w:type="dxa"/>
-              <w:left w:w="120" w:type="dxa"/>
-              <w:bottom w:w="60" w:type="dxa"/>
-              <w:right w:w="120" w:type="dxa"/>
-            </w:tcMar>
-          </w:tcPr>
-          <w:p>
-            <w:r>
-              <w:rPr>
-                <w:color w:val="111111"/>
-                <w:sz w:val="19"/>
-                <w:szCs w:val="19"/>
-              </w:rPr>
-              <w:t xml:space="preserve">If guard is in the same spot 3 nights, thief </w:t>
+              <w:t xml:space="preserve"> </w:t>
+            </w:r>
+            <w:r>
+              <w:rPr>
+                <w:color w:val="111111"/>
+                <w:sz w:val="19"/>
+                <w:szCs w:val="19"/>
+              </w:rPr>
+              <w:lastRenderedPageBreak/>
+              <w:t>consecutive slots</w:t>
+            </w:r>
+          </w:p>
+        </w:tc>
+        <w:tc>
+          <w:tcPr>
+            <w:tcW w:w="1500" w:type="dxa"/>
+            <w:tcMar>
+              <w:top w:w="60" w:type="dxa"/>
+              <w:left w:w="120" w:type="dxa"/>
+              <w:bottom w:w="60" w:type="dxa"/>
+              <w:right w:w="120" w:type="dxa"/>
+            </w:tcMar>
+          </w:tcPr>
+          <w:p>
+            <w:r>
+              <w:rPr>
+                <w:color w:val="111111"/>
+                <w:sz w:val="19"/>
+                <w:szCs w:val="19"/>
+              </w:rPr>
+              <w:lastRenderedPageBreak/>
+              <w:t xml:space="preserve">If guard is in the same spot 3 nights, </w:t>
+            </w:r>
+            <w:r>
+              <w:rPr>
+                <w:color w:val="111111"/>
+                <w:sz w:val="19"/>
+                <w:szCs w:val="19"/>
+              </w:rPr>
+              <w:lastRenderedPageBreak/>
+              <w:t xml:space="preserve">thief </w:t>
             </w:r>
             <w:proofErr w:type="spellStart"/>
             <w:r>
@@ -5390,6 +5640,7 @@
                 <w:sz w:val="19"/>
                 <w:szCs w:val="19"/>
               </w:rPr>
+              <w:lastRenderedPageBreak/>
               <w:t xml:space="preserve">Full </w:t>
             </w:r>
             <w:proofErr w:type="spellStart"/>
@@ -5470,7 +5721,16 @@
                 <w:sz w:val="19"/>
                 <w:szCs w:val="19"/>
               </w:rPr>
-              <w:t xml:space="preserve"> never fires; D stays 1 falsely; inflated Q at </w:t>
+              <w:t xml:space="preserve"> never fires; D stays 1 </w:t>
+            </w:r>
+            <w:r>
+              <w:rPr>
+                <w:color w:val="111111"/>
+                <w:sz w:val="19"/>
+                <w:szCs w:val="19"/>
+              </w:rPr>
+              <w:lastRenderedPageBreak/>
+              <w:t xml:space="preserve">falsely; inflated Q at </w:t>
             </w:r>
             <w:proofErr w:type="spellStart"/>
             <w:r>
@@ -5506,6 +5766,7 @@
                 <w:sz w:val="19"/>
                 <w:szCs w:val="19"/>
               </w:rPr>
+              <w:lastRenderedPageBreak/>
               <w:t>C10</w:t>
             </w:r>
           </w:p>
@@ -5853,47 +6114,28 @@
                 <w:sz w:val="19"/>
                 <w:szCs w:val="19"/>
               </w:rPr>
-              <w:t xml:space="preserve">No two types share a persona </w:t>
-            </w:r>
-            <w:r>
-              <w:rPr>
-                <w:color w:val="111111"/>
-                <w:sz w:val="19"/>
-                <w:szCs w:val="19"/>
-              </w:rPr>
-              <w:lastRenderedPageBreak/>
-              <w:t>in same zone/slot</w:t>
-            </w:r>
-          </w:p>
-        </w:tc>
-        <w:tc>
-          <w:tcPr>
-            <w:tcW w:w="1500" w:type="dxa"/>
-            <w:tcMar>
-              <w:top w:w="60" w:type="dxa"/>
-              <w:left w:w="120" w:type="dxa"/>
-              <w:bottom w:w="60" w:type="dxa"/>
-              <w:right w:w="120" w:type="dxa"/>
-            </w:tcMar>
-          </w:tcPr>
-          <w:p>
-            <w:r>
-              <w:rPr>
-                <w:color w:val="111111"/>
-                <w:sz w:val="19"/>
-                <w:szCs w:val="19"/>
-              </w:rPr>
-              <w:lastRenderedPageBreak/>
-              <w:t xml:space="preserve">Two guards cannot use the same cover </w:t>
-            </w:r>
-            <w:r>
-              <w:rPr>
-                <w:color w:val="111111"/>
-                <w:sz w:val="19"/>
-                <w:szCs w:val="19"/>
-              </w:rPr>
-              <w:lastRenderedPageBreak/>
-              <w:t>identity simultaneously</w:t>
+              <w:t>No two types share a persona in same zone/slot</w:t>
+            </w:r>
+          </w:p>
+        </w:tc>
+        <w:tc>
+          <w:tcPr>
+            <w:tcW w:w="1500" w:type="dxa"/>
+            <w:tcMar>
+              <w:top w:w="60" w:type="dxa"/>
+              <w:left w:w="120" w:type="dxa"/>
+              <w:bottom w:w="60" w:type="dxa"/>
+              <w:right w:w="120" w:type="dxa"/>
+            </w:tcMar>
+          </w:tcPr>
+          <w:p>
+            <w:r>
+              <w:rPr>
+                <w:color w:val="111111"/>
+                <w:sz w:val="19"/>
+                <w:szCs w:val="19"/>
+              </w:rPr>
+              <w:t>Two guards cannot use the same cover identity simultaneously</w:t>
             </w:r>
           </w:p>
         </w:tc>
@@ -5920,7 +6162,6 @@
                 <w:sz w:val="19"/>
                 <w:szCs w:val="19"/>
               </w:rPr>
-              <w:lastRenderedPageBreak/>
               <w:t>Enforced</w:t>
             </w:r>
           </w:p>
@@ -5969,16 +6210,7 @@
                 <w:sz w:val="19"/>
                 <w:szCs w:val="19"/>
               </w:rPr>
-              <w:t xml:space="preserve">Identity collision within zone; </w:t>
-            </w:r>
-            <w:r>
-              <w:rPr>
-                <w:color w:val="111111"/>
-                <w:sz w:val="19"/>
-                <w:szCs w:val="19"/>
-              </w:rPr>
-              <w:lastRenderedPageBreak/>
-              <w:t>attacker correlates</w:t>
+              <w:t>Identity collision within zone; attacker correlates</w:t>
             </w:r>
           </w:p>
         </w:tc>
@@ -6004,7 +6236,6 @@
                 <w:sz w:val="19"/>
                 <w:szCs w:val="19"/>
               </w:rPr>
-              <w:lastRenderedPageBreak/>
               <w:t>C13</w:t>
             </w:r>
           </w:p>
@@ -7201,6 +7432,7 @@
                 <w:sz w:val="19"/>
                 <w:szCs w:val="19"/>
               </w:rPr>
+              <w:lastRenderedPageBreak/>
               <w:t>L3_bwd</w:t>
             </w:r>
           </w:p>
@@ -7725,7 +7957,6 @@
                 <w:sz w:val="19"/>
                 <w:szCs w:val="19"/>
               </w:rPr>
-              <w:lastRenderedPageBreak/>
               <w:t>L1</w:t>
             </w:r>
           </w:p>
@@ -8922,6 +9153,7 @@
                 <w:sz w:val="19"/>
                 <w:szCs w:val="19"/>
               </w:rPr>
+              <w:lastRenderedPageBreak/>
               <w:t>Greedy-</w:t>
             </w:r>
             <w:proofErr w:type="spellStart"/>
@@ -10629,7 +10861,6 @@
                 <w:sz w:val="19"/>
                 <w:szCs w:val="19"/>
               </w:rPr>
-              <w:lastRenderedPageBreak/>
               <w:t>Greedy-</w:t>
             </w:r>
             <w:proofErr w:type="spellStart"/>
@@ -11752,6 +11983,7 @@
           <w:bCs/>
           <w:color w:val="1A3A6B"/>
         </w:rPr>
+        <w:lastRenderedPageBreak/>
         <w:t xml:space="preserve">Scenario B: </w:t>
       </w:r>
       <w:proofErr w:type="spellStart"/>
@@ -12200,7 +12432,6 @@
                 <w:sz w:val="19"/>
                 <w:szCs w:val="19"/>
               </w:rPr>
-              <w:lastRenderedPageBreak/>
               <w:t>Q-med cited in paper</w:t>
             </w:r>
           </w:p>
@@ -13576,6 +13807,7 @@
                 <w:sz w:val="19"/>
                 <w:szCs w:val="19"/>
               </w:rPr>
+              <w:lastRenderedPageBreak/>
               <w:t>dual_guard</w:t>
             </w:r>
             <w:proofErr w:type="spellEnd"/>
@@ -14291,7 +14523,6 @@
                 <w:sz w:val="19"/>
                 <w:szCs w:val="19"/>
               </w:rPr>
-              <w:lastRenderedPageBreak/>
               <w:t>min(...,~</w:t>
             </w:r>
             <w:proofErr w:type="gramEnd"/>
@@ -14327,7 +14558,6 @@
                 <w:sz w:val="19"/>
                 <w:szCs w:val="19"/>
               </w:rPr>
-              <w:lastRenderedPageBreak/>
               <w:t>r* = min over all theta</w:t>
             </w:r>
           </w:p>
@@ -15466,6 +15696,7 @@
                 <w:sz w:val="19"/>
                 <w:szCs w:val="19"/>
               </w:rPr>
+              <w:lastRenderedPageBreak/>
               <w:t>CONCLUSION</w:t>
             </w:r>
           </w:p>
@@ -16283,7 +16514,6 @@
                 <w:sz w:val="19"/>
                 <w:szCs w:val="19"/>
               </w:rPr>
-              <w:lastRenderedPageBreak/>
               <w:t xml:space="preserve">Q-med at </w:t>
             </w:r>
             <w:proofErr w:type="spellStart"/>
@@ -19576,7 +19806,18 @@
                 <w:sz w:val="19"/>
                 <w:szCs w:val="19"/>
               </w:rPr>
-              <w:t>% (Eq.7, lower=better)</w:t>
+              <w:t xml:space="preserve">% (Eq.7, </w:t>
+            </w:r>
+            <w:r>
+              <w:rPr>
+                <w:b/>
+                <w:bCs/>
+                <w:color w:val="1A3A6B"/>
+                <w:sz w:val="19"/>
+                <w:szCs w:val="19"/>
+              </w:rPr>
+              <w:lastRenderedPageBreak/>
+              <w:t>lower=better)</w:t>
             </w:r>
           </w:p>
         </w:tc>
@@ -19603,6 +19844,7 @@
                 <w:sz w:val="19"/>
                 <w:szCs w:val="19"/>
               </w:rPr>
+              <w:lastRenderedPageBreak/>
               <w:t>0.0%</w:t>
             </w:r>
           </w:p>
@@ -21123,7 +21365,6 @@
           <w:sz w:val="21"/>
           <w:szCs w:val="21"/>
         </w:rPr>
-        <w:lastRenderedPageBreak/>
         <w:t xml:space="preserve">* </w:t>
       </w:r>
       <w:r>
@@ -21805,6 +22046,7 @@
                 <w:sz w:val="19"/>
                 <w:szCs w:val="19"/>
               </w:rPr>
+              <w:lastRenderedPageBreak/>
               <w:t xml:space="preserve">Their x* was never designed for </w:t>
             </w:r>
             <w:proofErr w:type="spellStart"/>
@@ -22713,8 +22955,8 @@
   </w:style>
   <w:style w:type="paragraph" w:styleId="Heading3">
     <w:name w:val="heading 3"/>
+    <w:link w:val="Heading3Char"/>
     <w:uiPriority w:val="9"/>
-    <w:semiHidden/>
     <w:unhideWhenUsed/>
     <w:qFormat/>
     <w:pPr>
@@ -22876,6 +23118,108 @@
     <w:rPr>
       <w:sz w:val="20"/>
       <w:szCs w:val="20"/>
+    </w:rPr>
+  </w:style>
+  <w:style w:type="paragraph" w:styleId="HTMLPreformatted">
+    <w:name w:val="HTML Preformatted"/>
+    <w:basedOn w:val="Normal"/>
+    <w:link w:val="HTMLPreformattedChar"/>
+    <w:uiPriority w:val="99"/>
+    <w:semiHidden/>
+    <w:unhideWhenUsed/>
+    <w:rsid w:val="002E1AD6"/>
+    <w:pPr>
+      <w:tabs>
+        <w:tab w:val="left" w:pos="916"/>
+        <w:tab w:val="left" w:pos="1832"/>
+        <w:tab w:val="left" w:pos="2748"/>
+        <w:tab w:val="left" w:pos="3664"/>
+        <w:tab w:val="left" w:pos="4580"/>
+        <w:tab w:val="left" w:pos="5496"/>
+        <w:tab w:val="left" w:pos="6412"/>
+        <w:tab w:val="left" w:pos="7328"/>
+        <w:tab w:val="left" w:pos="8244"/>
+        <w:tab w:val="left" w:pos="9160"/>
+        <w:tab w:val="left" w:pos="10076"/>
+        <w:tab w:val="left" w:pos="10992"/>
+        <w:tab w:val="left" w:pos="11908"/>
+        <w:tab w:val="left" w:pos="12824"/>
+        <w:tab w:val="left" w:pos="13740"/>
+        <w:tab w:val="left" w:pos="14656"/>
+      </w:tabs>
+    </w:pPr>
+    <w:rPr>
+      <w:rFonts w:ascii="Courier New" w:hAnsi="Courier New" w:cs="Courier New"/>
+    </w:rPr>
+  </w:style>
+  <w:style w:type="character" w:customStyle="1" w:styleId="HTMLPreformattedChar">
+    <w:name w:val="HTML Preformatted Char"/>
+    <w:basedOn w:val="DefaultParagraphFont"/>
+    <w:link w:val="HTMLPreformatted"/>
+    <w:uiPriority w:val="99"/>
+    <w:semiHidden/>
+    <w:rsid w:val="002E1AD6"/>
+    <w:rPr>
+      <w:rFonts w:ascii="Courier New" w:hAnsi="Courier New" w:cs="Courier New"/>
+    </w:rPr>
+  </w:style>
+  <w:style w:type="character" w:styleId="HTMLCode">
+    <w:name w:val="HTML Code"/>
+    <w:basedOn w:val="DefaultParagraphFont"/>
+    <w:uiPriority w:val="99"/>
+    <w:semiHidden/>
+    <w:unhideWhenUsed/>
+    <w:rsid w:val="002E1AD6"/>
+    <w:rPr>
+      <w:rFonts w:ascii="Courier New" w:eastAsia="Times New Roman" w:hAnsi="Courier New" w:cs="Courier New"/>
+      <w:sz w:val="20"/>
+      <w:szCs w:val="20"/>
+    </w:rPr>
+  </w:style>
+  <w:style w:type="paragraph" w:customStyle="1" w:styleId="font-claude-response-body">
+    <w:name w:val="font-claude-response-body"/>
+    <w:basedOn w:val="Normal"/>
+    <w:rsid w:val="002E1AD6"/>
+    <w:pPr>
+      <w:spacing w:before="100" w:beforeAutospacing="1" w:after="100" w:afterAutospacing="1"/>
+    </w:pPr>
+    <w:rPr>
+      <w:sz w:val="24"/>
+      <w:szCs w:val="24"/>
+    </w:rPr>
+  </w:style>
+  <w:style w:type="character" w:customStyle="1" w:styleId="Heading3Char">
+    <w:name w:val="Heading 3 Char"/>
+    <w:basedOn w:val="DefaultParagraphFont"/>
+    <w:link w:val="Heading3"/>
+    <w:uiPriority w:val="9"/>
+    <w:rsid w:val="00BF4727"/>
+    <w:rPr>
+      <w:color w:val="1F4D78"/>
+      <w:sz w:val="24"/>
+      <w:szCs w:val="24"/>
+    </w:rPr>
+  </w:style>
+  <w:style w:type="character" w:styleId="Emphasis">
+    <w:name w:val="Emphasis"/>
+    <w:basedOn w:val="DefaultParagraphFont"/>
+    <w:uiPriority w:val="20"/>
+    <w:qFormat/>
+    <w:rsid w:val="00BF4727"/>
+    <w:rPr>
+      <w:i/>
+      <w:iCs/>
+    </w:rPr>
+  </w:style>
+  <w:style w:type="character" w:styleId="Strong">
+    <w:name w:val="Strong"/>
+    <w:basedOn w:val="DefaultParagraphFont"/>
+    <w:uiPriority w:val="22"/>
+    <w:qFormat/>
+    <w:rsid w:val="00BF4727"/>
+    <w:rPr>
+      <w:b/>
+      <w:bCs/>
     </w:rPr>
   </w:style>
 </w:styles>
